--- a/svoyo-delo/대본/2부/13화_Vtoroy_krug.docx
+++ b/svoyo-delo/대본/2부/13화_Vtoroy_krug.docx
@@ -41,7 +41,7 @@
         <w:t xml:space="preserve"> </w:t>
       </w:r>
       <w:r>
-        <w:t xml:space="preserve">- 배경: Год 1, 6월 셋째 주 금요일 오후 4시 50분 파벨레츠카야 사무실 → 오후 5시 같은 사무실 → 오후 6시 원주 화상 통화(원주 자정) → 7월 24일 오후 2시 화상 통화(소희 집, 원주 저녁 8시) → 7월 25일 저녁 7시 툴라 부모님과 전화</w:t>
+        <w:t xml:space="preserve">- 배경: Год 2, 6월 셋째 주 금요일 오후 4시 50분 파벨레츠카야 사무실 → 오후 5시 같은 사무실 → 오후 6시 원주 화상 통화(원주 자정) → 7월 24일 오후 2시 화상 통화(소희 집, 원주 저녁 8시) → 7월 25일 저녁 7시 툴라 부모님과 전화</w:t>
       </w:r>
       <w:r>
         <w:t xml:space="preserve"> </w:t>
@@ -342,13 +342,13 @@
         <w:t xml:space="preserve">대본</w:t>
       </w:r>
     </w:p>
-    <w:bookmarkStart w:id="21" w:name="Xb5e064499a88636bf8e6d8ed731ffa61a1ad833"/>
+    <w:bookmarkStart w:id="21" w:name="Xf81c6db5ced7d7ea93958112827c44c95868f69"/>
     <w:p>
       <w:pPr>
         <w:pStyle w:val="Heading3"/>
       </w:pPr>
       <w:r>
-        <w:t xml:space="preserve">도입 — Год 1, 6월 셋째 주 금요일 오후 4시 50분, 파벨레츠카야 사무실 — 첫 금요일 보고</w:t>
+        <w:t xml:space="preserve">도입 — Год 2, 6월 셋째 주 금요일 오후 4시 50분, 파벨레츠카야 사무실 — 첫 금요일 보고</w:t>
       </w:r>
     </w:p>
     <w:p>
@@ -2937,13 +2937,13 @@
         <w:t xml:space="preserve">한국어 번역</w:t>
       </w:r>
     </w:p>
-    <w:bookmarkStart w:id="33" w:name="X0b4c0bf37cccc26f665efdf70516ed4755c8a71"/>
+    <w:bookmarkStart w:id="33" w:name="Xd136424c867f28840d9844d144b4f25ca762989"/>
     <w:p>
       <w:pPr>
         <w:pStyle w:val="Heading3"/>
       </w:pPr>
       <w:r>
-        <w:t xml:space="preserve">도입 — Год 1, 6월 셋째 주 금요일 오후 4시 50분, 파벨레츠카야 사무실 — 첫 금요일 보고</w:t>
+        <w:t xml:space="preserve">도입 — Год 2, 6월 셋째 주 금요일 오후 4시 50분, 파벨레츠카야 사무실 — 첫 금요일 보고</w:t>
       </w:r>
     </w:p>
     <w:p>

--- a/svoyo-delo/대본/2부/13화_Vtoroy_krug.docx
+++ b/svoyo-delo/대본/2부/13화_Vtoroy_krug.docx
@@ -65,7 +65,7 @@
         <w:t xml:space="preserve"> </w:t>
       </w:r>
       <w:r>
-        <w:t xml:space="preserve">- 규칙: 지문 없음. 전 화 100% 「화자명: 대사」. 1턴 15단어 이내 + 긴 턴 10~15회(25~35단어). 문법 초점: 날짜 표현(десятого июля, тридцать первое июля), 간접 의문 ли(стерилизуется ли…), 비교급(медленнее).</w:t>
+        <w:t xml:space="preserve">- 규칙: 지문 없음. 전 화 100% 「화자명: 대사」. 1턴 20단어 이내 + 긴 턴 10~15회(30~50단어). 문법 초점: 날짜 표현(десятого июля, тридцать первое июля), 간접 의문 ли(стерилизуется ли…), 비교급(медленнее).</w:t>
       </w:r>
       <w:r>
         <w:t xml:space="preserve"> </w:t>
@@ -356,7 +356,7 @@
         <w:pStyle w:val="FirstParagraph"/>
       </w:pPr>
       <w:r>
-        <w:t xml:space="preserve">IRINA: Пятница. Шестнадцать пятьдесят. Отчёт Доюну. Первый. Алексей, пункт один — регистрация.</w:t>
+        <w:t xml:space="preserve">IRINA: Пятница, шестнадцать пятьдесят, пора писать первый отчёт Доюну. Алексей, пункт один — регистрация.</w:t>
       </w:r>
     </w:p>
     <w:p>
@@ -372,103 +372,103 @@
         <w:pStyle w:val="BodyText"/>
       </w:pPr>
       <w:r>
-        <w:t xml:space="preserve">OLGA: Подождите. Не отправляйте. Почта. Экспертиза. Пять минут назад.</w:t>
-      </w:r>
-    </w:p>
-    <w:p>
-      <w:pPr>
-        <w:pStyle w:val="BodyText"/>
-      </w:pPr>
-      <w:r>
-        <w:t xml:space="preserve">ALEKSEY: Решение?</w:t>
-      </w:r>
-    </w:p>
-    <w:p>
-      <w:pPr>
-        <w:pStyle w:val="BodyText"/>
-      </w:pPr>
-      <w:r>
-        <w:t xml:space="preserve">OLGA: Нет. «Материалы направлены на доработку». Второй круг.</w:t>
-      </w:r>
-    </w:p>
-    <w:p>
-      <w:pPr>
-        <w:pStyle w:val="BodyText"/>
-      </w:pPr>
-      <w:r>
-        <w:t xml:space="preserve">ALEKSEY: Второй круг. Ещё пятьдесят дней. Ещё два миллиона.</w:t>
-      </w:r>
-    </w:p>
-    <w:p>
-      <w:pPr>
-        <w:pStyle w:val="BodyText"/>
-      </w:pPr>
-      <w:r>
-        <w:t xml:space="preserve">OLGA: Не торопитесь считать. Сначала прочитаем. Замечаний… три.</w:t>
-      </w:r>
-    </w:p>
-    <w:p>
-      <w:pPr>
-        <w:pStyle w:val="BodyText"/>
-      </w:pPr>
-      <w:r>
-        <w:t xml:space="preserve">IRINA: Три? Из двенадцати?</w:t>
-      </w:r>
-    </w:p>
-    <w:p>
-      <w:pPr>
-        <w:pStyle w:val="BodyText"/>
-      </w:pPr>
-      <w:r>
-        <w:t xml:space="preserve">OLGA: Три. Девять закрыты. Включая седьмое — с нашим исправлением.</w:t>
-      </w:r>
-    </w:p>
-    <w:p>
-      <w:pPr>
-        <w:pStyle w:val="BodyText"/>
-      </w:pPr>
-      <w:r>
-        <w:t xml:space="preserve">ALEKSEY: Это хорошо или плохо?</w:t>
-      </w:r>
-    </w:p>
-    <w:p>
-      <w:pPr>
-        <w:pStyle w:val="BodyText"/>
-      </w:pPr>
-      <w:r>
-        <w:t xml:space="preserve">OLGA: Для второго круга — отлично. Мой рекорд — девятнадцать во втором круге. Срок — тридцать рабочих дней.</w:t>
-      </w:r>
-    </w:p>
-    <w:p>
-      <w:pPr>
-        <w:pStyle w:val="BodyText"/>
-      </w:pPr>
-      <w:r>
-        <w:t xml:space="preserve">ALEKSEY: Тридцать. Значит, конец июля.</w:t>
-      </w:r>
-    </w:p>
-    <w:p>
-      <w:pPr>
-        <w:pStyle w:val="BodyText"/>
-      </w:pPr>
-      <w:r>
-        <w:t xml:space="preserve">IRINA: Тридцать первое июля. Я уже записала. Алексей, исправьте пункт один в отчёте.</w:t>
-      </w:r>
-    </w:p>
-    <w:p>
-      <w:pPr>
-        <w:pStyle w:val="BodyText"/>
-      </w:pPr>
-      <w:r>
-        <w:t xml:space="preserve">ALEKSEY: Пишу: «Получен запрос на доработку. Три замечания. Срок — тридцать первое июля».</w:t>
-      </w:r>
-    </w:p>
-    <w:p>
-      <w:pPr>
-        <w:pStyle w:val="BodyText"/>
-      </w:pPr>
-      <w:r>
-        <w:t xml:space="preserve">OLGA: Хорошо. Без прилагательных. Без паники. Теперь читаем.</w:t>
+        <w:t xml:space="preserve">OLGA: Подождите, не отправляйте! Пришла почта из экспертизы, пять минут назад.</w:t>
+      </w:r>
+    </w:p>
+    <w:p>
+      <w:pPr>
+        <w:pStyle w:val="BodyText"/>
+      </w:pPr>
+      <w:r>
+        <w:t xml:space="preserve">ALEKSEY: Это решение? Неужели наконец-то пришло решение?</w:t>
+      </w:r>
+    </w:p>
+    <w:p>
+      <w:pPr>
+        <w:pStyle w:val="BodyText"/>
+      </w:pPr>
+      <w:r>
+        <w:t xml:space="preserve">OLGA: Нет. «Материалы направлены на доработку». Это второй круг.</w:t>
+      </w:r>
+    </w:p>
+    <w:p>
+      <w:pPr>
+        <w:pStyle w:val="BodyText"/>
+      </w:pPr>
+      <w:r>
+        <w:t xml:space="preserve">ALEKSEY: Второй круг… Значит, ещё пятьдесят дней и ещё два миллиона.</w:t>
+      </w:r>
+    </w:p>
+    <w:p>
+      <w:pPr>
+        <w:pStyle w:val="BodyText"/>
+      </w:pPr>
+      <w:r>
+        <w:t xml:space="preserve">OLGA: Не торопитесь считать, сначала прочитаем. Замечаний… всего три.</w:t>
+      </w:r>
+    </w:p>
+    <w:p>
+      <w:pPr>
+        <w:pStyle w:val="BodyText"/>
+      </w:pPr>
+      <w:r>
+        <w:t xml:space="preserve">IRINA: Всего три? Из двенадцати, которые были в первом круге?</w:t>
+      </w:r>
+    </w:p>
+    <w:p>
+      <w:pPr>
+        <w:pStyle w:val="BodyText"/>
+      </w:pPr>
+      <w:r>
+        <w:t xml:space="preserve">OLGA: Да, три. Девять закрыты, включая седьмое, с нашим исправлением.</w:t>
+      </w:r>
+    </w:p>
+    <w:p>
+      <w:pPr>
+        <w:pStyle w:val="BodyText"/>
+      </w:pPr>
+      <w:r>
+        <w:t xml:space="preserve">ALEKSEY: И это хорошо или плохо? Я уже не понимаю, чему радоваться.</w:t>
+      </w:r>
+    </w:p>
+    <w:p>
+      <w:pPr>
+        <w:pStyle w:val="BodyText"/>
+      </w:pPr>
+      <w:r>
+        <w:t xml:space="preserve">OLGA: Для второго круга это отлично. Мой рекорд — девятнадцать замечаний во втором круге. А срок — тридцать рабочих дней.</w:t>
+      </w:r>
+    </w:p>
+    <w:p>
+      <w:pPr>
+        <w:pStyle w:val="BodyText"/>
+      </w:pPr>
+      <w:r>
+        <w:t xml:space="preserve">ALEKSEY: Тридцать рабочих дней… Значит, это будет конец июля.</w:t>
+      </w:r>
+    </w:p>
+    <w:p>
+      <w:pPr>
+        <w:pStyle w:val="BodyText"/>
+      </w:pPr>
+      <w:r>
+        <w:t xml:space="preserve">IRINA: Тридцать первое июля, я уже записала. Алексей, исправьте, пожалуйста, пункт один в отчёте.</w:t>
+      </w:r>
+    </w:p>
+    <w:p>
+      <w:pPr>
+        <w:pStyle w:val="BodyText"/>
+      </w:pPr>
+      <w:r>
+        <w:t xml:space="preserve">ALEKSEY: Пишу: «Получен запрос на доработку: три замечания, срок — тридцать первое июля».</w:t>
+      </w:r>
+    </w:p>
+    <w:p>
+      <w:pPr>
+        <w:pStyle w:val="BodyText"/>
+      </w:pPr>
+      <w:r>
+        <w:t xml:space="preserve">OLGA: Хорошо: без прилагательных и без паники. А теперь давайте читать.</w:t>
       </w:r>
     </w:p>
     <w:bookmarkEnd w:id="21"/>
@@ -486,255 +486,255 @@
         <w:pStyle w:val="FirstParagraph"/>
       </w:pPr>
       <w:r>
-        <w:t xml:space="preserve">IRINA: Читайте вслух. Я буду записывать в реестр. Ответственный, срок, источник.</w:t>
-      </w:r>
-    </w:p>
-    <w:p>
-      <w:pPr>
-        <w:pStyle w:val="BodyText"/>
-      </w:pPr>
-      <w:r>
-        <w:t xml:space="preserve">OLGA: Первое. Ревалидация стерилизации. Нагрузка — шестьдесят коробок. Обычная партия на заводе — сто двадцать.</w:t>
-      </w:r>
-    </w:p>
-    <w:p>
-      <w:pPr>
-        <w:pStyle w:val="BodyText"/>
-      </w:pPr>
-      <w:r>
-        <w:t xml:space="preserve">ALEKSEY: И что это значит?</w:t>
-      </w:r>
-    </w:p>
-    <w:p>
-      <w:pPr>
-        <w:pStyle w:val="BodyText"/>
-      </w:pPr>
-      <w:r>
-        <w:t xml:space="preserve">OLGA: Это значит, что они проверили стерилизатор наполовину пустым. А работает он полным. Назарова спрашивает: стерилизуется ли середина полной камеры так же, как края? В полной камере пар идёт медленнее. Вопрос правильный. Неприятный, но правильный.</w:t>
-      </w:r>
-    </w:p>
-    <w:p>
-      <w:pPr>
-        <w:pStyle w:val="BodyText"/>
-      </w:pPr>
-      <w:r>
-        <w:t xml:space="preserve">IRINA: Значит, нужен ещё один цикл. С полной загрузкой. Кто?</w:t>
-      </w:r>
-    </w:p>
-    <w:p>
-      <w:pPr>
-        <w:pStyle w:val="BodyText"/>
-      </w:pPr>
-      <w:r>
-        <w:t xml:space="preserve">OLGA: Сохи. Завод. Это недели, не дни.</w:t>
-      </w:r>
-    </w:p>
-    <w:p>
-      <w:pPr>
-        <w:pStyle w:val="BodyText"/>
-      </w:pPr>
-      <w:r>
-        <w:t xml:space="preserve">ALEKSEY: Второе?</w:t>
-      </w:r>
-    </w:p>
-    <w:p>
-      <w:pPr>
-        <w:pStyle w:val="BodyText"/>
-      </w:pPr>
-      <w:r>
-        <w:t xml:space="preserve">OLGA: Второе. Срок годности — три года. А сколько месяцев данных на новом стерилизаторе?</w:t>
-      </w:r>
-    </w:p>
-    <w:p>
-      <w:pPr>
-        <w:pStyle w:val="BodyText"/>
-      </w:pPr>
-      <w:r>
-        <w:t xml:space="preserve">ALEKSEY: Стерилизатор поменяли три года назад. Значит, тридцать шесть?</w:t>
-      </w:r>
-    </w:p>
-    <w:p>
-      <w:pPr>
-        <w:pStyle w:val="BodyText"/>
-      </w:pPr>
-      <w:r>
-        <w:t xml:space="preserve">OLGA: Значит, почти тридцать шесть. Первую партию на новом аппарате сделали в июле, три года назад. Тридцать шесть месяцев у неё — десятого июля. Потом анализы — ещё две недели.</w:t>
-      </w:r>
-    </w:p>
-    <w:p>
-      <w:pPr>
-        <w:pStyle w:val="BodyText"/>
-      </w:pPr>
-      <w:r>
-        <w:t xml:space="preserve">IRINA: Десятое июля плюс две недели — двадцать четвёртое. Срок — тридцать первое. Неделя на ответ.</w:t>
-      </w:r>
-    </w:p>
-    <w:p>
-      <w:pPr>
-        <w:pStyle w:val="BodyText"/>
-      </w:pPr>
-      <w:r>
-        <w:t xml:space="preserve">ALEKSEY: А если данные будут плохие?</w:t>
-      </w:r>
-    </w:p>
-    <w:p>
-      <w:pPr>
-        <w:pStyle w:val="BodyText"/>
-      </w:pPr>
-      <w:r>
-        <w:t xml:space="preserve">OLGA: Тогда срок годности — тридцать месяцев, а не тридцать шесть. Можно продлить потом, изменением.</w:t>
-      </w:r>
-    </w:p>
-    <w:p>
-      <w:pPr>
-        <w:pStyle w:val="BodyText"/>
-      </w:pPr>
-      <w:r>
-        <w:t xml:space="preserve">IRINA: Тридцать месяцев? Наши коробки сделаны прошлым летом. С тридцатью месяцами они истекают через полтора года после регистрации. Врачи не берут товар, у которого меньше года.</w:t>
-      </w:r>
-    </w:p>
-    <w:p>
-      <w:pPr>
-        <w:pStyle w:val="BodyText"/>
-      </w:pPr>
-      <w:r>
-        <w:t xml:space="preserve">ALEKSEY: Значит, у нас будет полгода, чтобы продать три с половиной тысячи. Это невозможно.</w:t>
-      </w:r>
-    </w:p>
-    <w:p>
-      <w:pPr>
-        <w:pStyle w:val="BodyText"/>
-      </w:pPr>
-      <w:r>
-        <w:t xml:space="preserve">OLGA: Поэтому мы ждём десятого июля. Не торопимся с тридцатью месяцами.</w:t>
-      </w:r>
-    </w:p>
-    <w:p>
-      <w:pPr>
-        <w:pStyle w:val="BodyText"/>
-      </w:pPr>
-      <w:r>
-        <w:t xml:space="preserve">IRINA: Записываю: «Остаточный срок годности — риск». Красным.</w:t>
-      </w:r>
-    </w:p>
-    <w:p>
-      <w:pPr>
-        <w:pStyle w:val="BodyText"/>
-      </w:pPr>
-      <w:r>
-        <w:t xml:space="preserve">ALEKSEY: Третье замечание?</w:t>
-      </w:r>
-    </w:p>
-    <w:p>
-      <w:pPr>
-        <w:pStyle w:val="BodyText"/>
-      </w:pPr>
-      <w:r>
-        <w:t xml:space="preserve">OLGA: Третье — простое. Маркировка. На коробке нет адреса уполномоченного представителя. Наш адрес. По-русски.</w:t>
-      </w:r>
-    </w:p>
-    <w:p>
-      <w:pPr>
-        <w:pStyle w:val="BodyText"/>
-      </w:pPr>
-      <w:r>
-        <w:t xml:space="preserve">ALEKSEY: Коробки печатают в Корее. Три с половиной тысячи уже на складе.</w:t>
-      </w:r>
-    </w:p>
-    <w:p>
-      <w:pPr>
-        <w:pStyle w:val="BodyText"/>
-      </w:pPr>
-      <w:r>
-        <w:t xml:space="preserve">OLGA: Значит, наклейки. После удостоверения, на складе, на каждую коробку. Эксперту сейчас нужен только макет наклейки.</w:t>
-      </w:r>
-    </w:p>
-    <w:p>
-      <w:pPr>
-        <w:pStyle w:val="BodyText"/>
-      </w:pPr>
-      <w:r>
-        <w:t xml:space="preserve">IRINA: Наклейки на триста пятьдесят коробок. Нет. На каждый шприц внутри тоже?</w:t>
-      </w:r>
-    </w:p>
-    <w:p>
-      <w:pPr>
-        <w:pStyle w:val="BodyText"/>
-      </w:pPr>
-      <w:r>
-        <w:t xml:space="preserve">OLGA: На вторичную упаковку. Это коробка шприца. Значит, три с половиной тысячи наклеек.</w:t>
-      </w:r>
-    </w:p>
-    <w:p>
-      <w:pPr>
-        <w:pStyle w:val="BodyText"/>
-      </w:pPr>
-      <w:r>
-        <w:t xml:space="preserve">ALEKSEY: Три с половиной тысячи. Ровно. С номером удостоверения.</w:t>
-      </w:r>
-    </w:p>
-    <w:p>
-      <w:pPr>
-        <w:pStyle w:val="BodyText"/>
-      </w:pPr>
-      <w:r>
-        <w:t xml:space="preserve">IRINA: Ровно. Иначе я буду раздражаться. Это я вам говорила ещё про картонку.</w:t>
-      </w:r>
-    </w:p>
-    <w:p>
-      <w:pPr>
-        <w:pStyle w:val="BodyText"/>
-      </w:pPr>
-      <w:r>
-        <w:t xml:space="preserve">OLGA: Итак. Третье — наше. Первое и второе — завод. Звоним в Вонджу. Сейчас там полночь.</w:t>
-      </w:r>
-    </w:p>
-    <w:p>
-      <w:pPr>
-        <w:pStyle w:val="BodyText"/>
-      </w:pPr>
-      <w:r>
-        <w:t xml:space="preserve">ALEKSEY: Полночь. Сохи ещё на работе?</w:t>
-      </w:r>
-    </w:p>
-    <w:p>
-      <w:pPr>
-        <w:pStyle w:val="BodyText"/>
-      </w:pPr>
-      <w:r>
-        <w:t xml:space="preserve">OLGA: Сохи всегда на работе. Это меня беспокоит больше, чем замечания.</w:t>
-      </w:r>
-    </w:p>
-    <w:p>
-      <w:pPr>
-        <w:pStyle w:val="BodyText"/>
-      </w:pPr>
-      <w:r>
-        <w:t xml:space="preserve">IRINA: Почему?</w:t>
-      </w:r>
-    </w:p>
-    <w:p>
-      <w:pPr>
-        <w:pStyle w:val="BodyText"/>
-      </w:pPr>
-      <w:r>
-        <w:t xml:space="preserve">OLGA: Потому что усталый человек ошибается. Мы это видели в апреле: я устала и сказала «отвечаем только на вопрос». Сохи устала сейчас. Три недели ночей — и цифра в протоколе стерилизации перепутается.</w:t>
-      </w:r>
-    </w:p>
-    <w:p>
-      <w:pPr>
-        <w:pStyle w:val="BodyText"/>
-      </w:pPr>
-      <w:r>
-        <w:t xml:space="preserve">ALEKSEY: Откуда вы знаете про три недели?</w:t>
-      </w:r>
-    </w:p>
-    <w:p>
-      <w:pPr>
-        <w:pStyle w:val="BodyText"/>
-      </w:pPr>
-      <w:r>
-        <w:t xml:space="preserve">OLGA: По времени её писем. Последнее — в три часа ночи по их времени.</w:t>
+        <w:t xml:space="preserve">IRINA: Читайте вслух, а я буду записывать в реестр: ответственный, срок и источник.</w:t>
+      </w:r>
+    </w:p>
+    <w:p>
+      <w:pPr>
+        <w:pStyle w:val="BodyText"/>
+      </w:pPr>
+      <w:r>
+        <w:t xml:space="preserve">OLGA: Первое: ревалидация стерилизации. Нагрузка была шестьдесят коробок, а обычная партия на заводе — сто двадцать.</w:t>
+      </w:r>
+    </w:p>
+    <w:p>
+      <w:pPr>
+        <w:pStyle w:val="BodyText"/>
+      </w:pPr>
+      <w:r>
+        <w:t xml:space="preserve">ALEKSEY: И что это значит на практике? Это серьёзная проблема?</w:t>
+      </w:r>
+    </w:p>
+    <w:p>
+      <w:pPr>
+        <w:pStyle w:val="BodyText"/>
+      </w:pPr>
+      <w:r>
+        <w:t xml:space="preserve">OLGA: Это значит, что они проверили стерилизатор наполовину пустым, а работает он полным. Назарова спрашивает, стерилизуется ли середина полной камеры так же, как края. В полной камере пар идёт медленнее. Вопрос правильный: неприятный, но правильный.</w:t>
+      </w:r>
+    </w:p>
+    <w:p>
+      <w:pPr>
+        <w:pStyle w:val="BodyText"/>
+      </w:pPr>
+      <w:r>
+        <w:t xml:space="preserve">IRINA: Значит, нужен ещё один цикл, с полной загрузкой. Кто будет это делать?</w:t>
+      </w:r>
+    </w:p>
+    <w:p>
+      <w:pPr>
+        <w:pStyle w:val="BodyText"/>
+      </w:pPr>
+      <w:r>
+        <w:t xml:space="preserve">OLGA: Сохи и завод. И это займёт недели, а не дни.</w:t>
+      </w:r>
+    </w:p>
+    <w:p>
+      <w:pPr>
+        <w:pStyle w:val="BodyText"/>
+      </w:pPr>
+      <w:r>
+        <w:t xml:space="preserve">ALEKSEY: Понятно. А что во втором замечании?</w:t>
+      </w:r>
+    </w:p>
+    <w:p>
+      <w:pPr>
+        <w:pStyle w:val="BodyText"/>
+      </w:pPr>
+      <w:r>
+        <w:t xml:space="preserve">OLGA: Второе: срок годности три года. А сколько месяцев данных есть на новом стерилизаторе?</w:t>
+      </w:r>
+    </w:p>
+    <w:p>
+      <w:pPr>
+        <w:pStyle w:val="BodyText"/>
+      </w:pPr>
+      <w:r>
+        <w:t xml:space="preserve">ALEKSEY: Стерилизатор поменяли три года назад. Значит, тридцать шесть месяцев?</w:t>
+      </w:r>
+    </w:p>
+    <w:p>
+      <w:pPr>
+        <w:pStyle w:val="BodyText"/>
+      </w:pPr>
+      <w:r>
+        <w:t xml:space="preserve">OLGA: Почти тридцать шесть. Первую партию на новом аппарате сделали в июле три года назад, и тридцать шесть месяцев у неё исполнятся десятого июля. Потом анализы, ещё две недели, и только тогда будут результаты.</w:t>
+      </w:r>
+    </w:p>
+    <w:p>
+      <w:pPr>
+        <w:pStyle w:val="BodyText"/>
+      </w:pPr>
+      <w:r>
+        <w:t xml:space="preserve">IRINA: Десятое июля плюс две недели — это двадцать четвёртое, а срок — тридцать первое. Остаётся неделя на ответ.</w:t>
+      </w:r>
+    </w:p>
+    <w:p>
+      <w:pPr>
+        <w:pStyle w:val="BodyText"/>
+      </w:pPr>
+      <w:r>
+        <w:t xml:space="preserve">ALEKSEY: А что будет, если данные окажутся плохими?</w:t>
+      </w:r>
+    </w:p>
+    <w:p>
+      <w:pPr>
+        <w:pStyle w:val="BodyText"/>
+      </w:pPr>
+      <w:r>
+        <w:t xml:space="preserve">OLGA: Тогда срок годности будет тридцать месяцев, а не тридцать шесть. Потом его можно продлить изменением.</w:t>
+      </w:r>
+    </w:p>
+    <w:p>
+      <w:pPr>
+        <w:pStyle w:val="BodyText"/>
+      </w:pPr>
+      <w:r>
+        <w:t xml:space="preserve">IRINA: Тридцать месяцев? Но наши коробки сделаны прошлым летом. С тридцатью месяцами они истекают через полтора года после регистрации. А врачи не берут товар, у которого меньше года, это я знаю точно.</w:t>
+      </w:r>
+    </w:p>
+    <w:p>
+      <w:pPr>
+        <w:pStyle w:val="BodyText"/>
+      </w:pPr>
+      <w:r>
+        <w:t xml:space="preserve">ALEKSEY: Значит, у нас будет только полгода, чтобы продать три с половиной тысячи. Это невозможно.</w:t>
+      </w:r>
+    </w:p>
+    <w:p>
+      <w:pPr>
+        <w:pStyle w:val="BodyText"/>
+      </w:pPr>
+      <w:r>
+        <w:t xml:space="preserve">OLGA: Поэтому мы ждём десятого июля и не торопимся соглашаться на тридцать месяцев.</w:t>
+      </w:r>
+    </w:p>
+    <w:p>
+      <w:pPr>
+        <w:pStyle w:val="BodyText"/>
+      </w:pPr>
+      <w:r>
+        <w:t xml:space="preserve">IRINA: Записываю: «Остаточный срок годности — риск». И отмечаю красным.</w:t>
+      </w:r>
+    </w:p>
+    <w:p>
+      <w:pPr>
+        <w:pStyle w:val="BodyText"/>
+      </w:pPr>
+      <w:r>
+        <w:t xml:space="preserve">ALEKSEY: А третье замечание? Надеюсь, хоть оно попроще.</w:t>
+      </w:r>
+    </w:p>
+    <w:p>
+      <w:pPr>
+        <w:pStyle w:val="BodyText"/>
+      </w:pPr>
+      <w:r>
+        <w:t xml:space="preserve">OLGA: Третье простое: маркировка. На коробке нет адреса уполномоченного представителя, то есть нашего адреса по-русски.</w:t>
+      </w:r>
+    </w:p>
+    <w:p>
+      <w:pPr>
+        <w:pStyle w:val="BodyText"/>
+      </w:pPr>
+      <w:r>
+        <w:t xml:space="preserve">ALEKSEY: Но коробки печатают в Корее, а три с половиной тысячи уже лежат на складе.</w:t>
+      </w:r>
+    </w:p>
+    <w:p>
+      <w:pPr>
+        <w:pStyle w:val="BodyText"/>
+      </w:pPr>
+      <w:r>
+        <w:t xml:space="preserve">OLGA: Значит, будут наклейки: после удостоверения, на складе, на каждую коробку. А эксперту сейчас нужен только макет наклейки.</w:t>
+      </w:r>
+    </w:p>
+    <w:p>
+      <w:pPr>
+        <w:pStyle w:val="BodyText"/>
+      </w:pPr>
+      <w:r>
+        <w:t xml:space="preserve">IRINA: Наклейки на триста пятьдесят коробок… Нет, подождите: на каждый шприц внутри тоже?</w:t>
+      </w:r>
+    </w:p>
+    <w:p>
+      <w:pPr>
+        <w:pStyle w:val="BodyText"/>
+      </w:pPr>
+      <w:r>
+        <w:t xml:space="preserve">OLGA: На вторичную упаковку, то есть на коробку шприца. Значит, три с половиной тысячи наклеек.</w:t>
+      </w:r>
+    </w:p>
+    <w:p>
+      <w:pPr>
+        <w:pStyle w:val="BodyText"/>
+      </w:pPr>
+      <w:r>
+        <w:t xml:space="preserve">ALEKSEY: Три с половиной тысячи, ровно, и каждая с номером удостоверения.</w:t>
+      </w:r>
+    </w:p>
+    <w:p>
+      <w:pPr>
+        <w:pStyle w:val="BodyText"/>
+      </w:pPr>
+      <w:r>
+        <w:t xml:space="preserve">IRINA: Ровно, иначе я буду раздражаться. Я вам это говорила ещё про картонку.</w:t>
+      </w:r>
+    </w:p>
+    <w:p>
+      <w:pPr>
+        <w:pStyle w:val="BodyText"/>
+      </w:pPr>
+      <w:r>
+        <w:t xml:space="preserve">OLGA: Итак, третье замечание наше, а первое и второе — для завода. Звоним в Вонджу, хотя там сейчас полночь.</w:t>
+      </w:r>
+    </w:p>
+    <w:p>
+      <w:pPr>
+        <w:pStyle w:val="BodyText"/>
+      </w:pPr>
+      <w:r>
+        <w:t xml:space="preserve">ALEKSEY: Полночь? Неужели Сохи ещё на работе в такое время?</w:t>
+      </w:r>
+    </w:p>
+    <w:p>
+      <w:pPr>
+        <w:pStyle w:val="BodyText"/>
+      </w:pPr>
+      <w:r>
+        <w:t xml:space="preserve">OLGA: Сохи всегда на работе, и это беспокоит меня больше, чем все замечания.</w:t>
+      </w:r>
+    </w:p>
+    <w:p>
+      <w:pPr>
+        <w:pStyle w:val="BodyText"/>
+      </w:pPr>
+      <w:r>
+        <w:t xml:space="preserve">IRINA: А почему вас это так беспокоит, Ольга Петровна?</w:t>
+      </w:r>
+    </w:p>
+    <w:p>
+      <w:pPr>
+        <w:pStyle w:val="BodyText"/>
+      </w:pPr>
+      <w:r>
+        <w:t xml:space="preserve">OLGA: Потому что усталый человек ошибается. Мы это видели в апреле: я устала и сказала «отвечаем только на вопрос». А Сохи устала сейчас. Три недели ночей, и какая-нибудь цифра в протоколе стерилизации обязательно перепутается.</w:t>
+      </w:r>
+    </w:p>
+    <w:p>
+      <w:pPr>
+        <w:pStyle w:val="BodyText"/>
+      </w:pPr>
+      <w:r>
+        <w:t xml:space="preserve">ALEKSEY: А откуда вы знаете, что уже три недели?</w:t>
+      </w:r>
+    </w:p>
+    <w:p>
+      <w:pPr>
+        <w:pStyle w:val="BodyText"/>
+      </w:pPr>
+      <w:r>
+        <w:t xml:space="preserve">OLGA: По времени её писем. Последнее пришло в три часа ночи по их времени.</w:t>
       </w:r>
     </w:p>
     <w:p>
@@ -750,15 +750,15 @@
         <w:pStyle w:val="BodyText"/>
       </w:pPr>
       <w:r>
-        <w:t xml:space="preserve">ALEKSEY: А про что?</w:t>
-      </w:r>
-    </w:p>
-    <w:p>
-      <w:pPr>
-        <w:pStyle w:val="BodyText"/>
-      </w:pPr>
-      <w:r>
-        <w:t xml:space="preserve">IRINA: Про сон. Это тоже ресурс. Его тоже надо считать.</w:t>
+        <w:t xml:space="preserve">ALEKSEY: А про что же ещё мы будем с ней говорить?</w:t>
+      </w:r>
+    </w:p>
+    <w:p>
+      <w:pPr>
+        <w:pStyle w:val="BodyText"/>
+      </w:pPr>
+      <w:r>
+        <w:t xml:space="preserve">IRINA: Про сон. Это тоже ресурс, и его тоже нужно считать.</w:t>
       </w:r>
     </w:p>
     <w:bookmarkEnd w:id="22"/>
@@ -776,239 +776,239 @@
         <w:pStyle w:val="FirstParagraph"/>
       </w:pPr>
       <w:r>
-        <w:t xml:space="preserve">DOYUN: Лёша, полночь. Мы ещё в лаборатории. Сохи уже прочитала письмо. Все три.</w:t>
-      </w:r>
-    </w:p>
-    <w:p>
-      <w:pPr>
-        <w:pStyle w:val="BodyText"/>
-      </w:pPr>
-      <w:r>
-        <w:t xml:space="preserve">SOHEE: Прочитала. Первое — полная загрузка. Сделаю. Второе — десятое июля. Третье — ваше.</w:t>
-      </w:r>
-    </w:p>
-    <w:p>
-      <w:pPr>
-        <w:pStyle w:val="BodyText"/>
-      </w:pPr>
-      <w:r>
-        <w:t xml:space="preserve">OLGA: Госпожа Чон, вы прочитали быстрее нас. Сколько вы спите?</w:t>
-      </w:r>
-    </w:p>
-    <w:p>
-      <w:pPr>
-        <w:pStyle w:val="BodyText"/>
-      </w:pPr>
-      <w:r>
-        <w:t xml:space="preserve">SOHEE: Достаточно.</w:t>
-      </w:r>
-    </w:p>
-    <w:p>
-      <w:pPr>
-        <w:pStyle w:val="BodyText"/>
-      </w:pPr>
-      <w:r>
-        <w:t xml:space="preserve">DOYUN: Неправда. Она уходит в два, приходит в семь. Три недели подряд.</w:t>
-      </w:r>
-    </w:p>
-    <w:p>
-      <w:pPr>
-        <w:pStyle w:val="BodyText"/>
-      </w:pPr>
-      <w:r>
-        <w:t xml:space="preserve">SOHEE: Доюн. Не переводи это.</w:t>
-      </w:r>
-    </w:p>
-    <w:p>
-      <w:pPr>
-        <w:pStyle w:val="BodyText"/>
-      </w:pPr>
-      <w:r>
-        <w:t xml:space="preserve">DOYUN: Я не перевожу. Я говорю сам. По-русски. Это разные вещи.</w:t>
-      </w:r>
-    </w:p>
-    <w:p>
-      <w:pPr>
-        <w:pStyle w:val="BodyText"/>
-      </w:pPr>
-      <w:r>
-        <w:t xml:space="preserve">ALEKSEY: Сохи, полная загрузка — это сколько времени?</w:t>
-      </w:r>
-    </w:p>
-    <w:p>
-      <w:pPr>
-        <w:pStyle w:val="BodyText"/>
-      </w:pPr>
-      <w:r>
-        <w:t xml:space="preserve">SOHEE: Цикл — один день. Но надо остановить производство. Два дня. Начальник производства говорит «нет».</w:t>
-      </w:r>
-    </w:p>
-    <w:p>
-      <w:pPr>
-        <w:pStyle w:val="BodyText"/>
-      </w:pPr>
-      <w:r>
-        <w:t xml:space="preserve">ALEKSEY: Почему «нет»?</w:t>
-      </w:r>
-    </w:p>
-    <w:p>
-      <w:pPr>
-        <w:pStyle w:val="BodyText"/>
-      </w:pPr>
-      <w:r>
-        <w:t xml:space="preserve">DOYUN: Европейский заказ. Двенадцать тысяч шприцев. Срок — конец июня. Если остановить линию, Европа ждёт. Европа — это восемьдесят процентов выручки Сеула. Россия — пока ноль. Начальник производства прав, и это самое неприятное.</w:t>
-      </w:r>
-    </w:p>
-    <w:p>
-      <w:pPr>
-        <w:pStyle w:val="BodyText"/>
-      </w:pPr>
-      <w:r>
-        <w:t xml:space="preserve">IRINA: А после европейского заказа? В июле?</w:t>
-      </w:r>
-    </w:p>
-    <w:p>
-      <w:pPr>
-        <w:pStyle w:val="BodyText"/>
-      </w:pPr>
-      <w:r>
-        <w:t xml:space="preserve">SOHEE: В июле — можно. Первая неделя. Потом отчёт. Две недели.</w:t>
-      </w:r>
-    </w:p>
-    <w:p>
-      <w:pPr>
-        <w:pStyle w:val="BodyText"/>
-      </w:pPr>
-      <w:r>
-        <w:t xml:space="preserve">IRINA: Первая неделя июля, плюс две недели — двадцать первое. Успеваем. Впритык.</w:t>
-      </w:r>
-    </w:p>
-    <w:p>
-      <w:pPr>
-        <w:pStyle w:val="BodyText"/>
-      </w:pPr>
-      <w:r>
-        <w:t xml:space="preserve">OLGA: Впритык — это нормально. Впритык — это не «поздно».</w:t>
-      </w:r>
-    </w:p>
-    <w:p>
-      <w:pPr>
-        <w:pStyle w:val="BodyText"/>
-      </w:pPr>
-      <w:r>
-        <w:t xml:space="preserve">ALEKSEY: Сохи, а кто будет делать два анализа одновременно? Стабильность и стерилизацию?</w:t>
-      </w:r>
-    </w:p>
-    <w:p>
-      <w:pPr>
-        <w:pStyle w:val="BodyText"/>
-      </w:pPr>
-      <w:r>
-        <w:t xml:space="preserve">SOHEE: Я.</w:t>
-      </w:r>
-    </w:p>
-    <w:p>
-      <w:pPr>
-        <w:pStyle w:val="BodyText"/>
-      </w:pPr>
-      <w:r>
-        <w:t xml:space="preserve">OLGA: Одна?</w:t>
-      </w:r>
-    </w:p>
-    <w:p>
-      <w:pPr>
-        <w:pStyle w:val="BodyText"/>
-      </w:pPr>
-      <w:r>
-        <w:t xml:space="preserve">SOHEE: Команда — четыре человека. Но подпись — моя. Читать всё — мне.</w:t>
-      </w:r>
-    </w:p>
-    <w:p>
-      <w:pPr>
-        <w:pStyle w:val="BodyText"/>
-      </w:pPr>
-      <w:r>
-        <w:t xml:space="preserve">OLGA: Госпожа Чон, я двадцать лет подписываю то, что прочитала ночью. Я знаю, сколько ошибок я пропустила в три часа ночи. Подпись в три часа ночи — это не ваша подпись. Это подпись вашей усталости.</w:t>
-      </w:r>
-    </w:p>
-    <w:p>
-      <w:pPr>
-        <w:pStyle w:val="BodyText"/>
-      </w:pPr>
-      <w:r>
-        <w:t xml:space="preserve">SOHEE: Понимаю. Но удостоверение — это тоже моя подпись. Я хочу его увидеть.</w:t>
-      </w:r>
-    </w:p>
-    <w:p>
-      <w:pPr>
-        <w:pStyle w:val="BodyText"/>
-      </w:pPr>
-      <w:r>
-        <w:t xml:space="preserve">ALEKSEY: Мы все хотим. Но не ценой вас.</w:t>
-      </w:r>
-    </w:p>
-    <w:p>
-      <w:pPr>
-        <w:pStyle w:val="BodyText"/>
-      </w:pPr>
-      <w:r>
-        <w:t xml:space="preserve">SOHEE: Спасибо. Мне пора. Отчёт по нагрузке. До свидания.</w:t>
-      </w:r>
-    </w:p>
-    <w:p>
-      <w:pPr>
-        <w:pStyle w:val="BodyText"/>
-      </w:pPr>
-      <w:r>
-        <w:t xml:space="preserve">DOYUN: Она ушла. Лёша, можно я скажу то, чего она не скажет?</w:t>
-      </w:r>
-    </w:p>
-    <w:p>
-      <w:pPr>
-        <w:pStyle w:val="BodyText"/>
-      </w:pPr>
-      <w:r>
-        <w:t xml:space="preserve">ALEKSEY: Говори.</w:t>
-      </w:r>
-    </w:p>
-    <w:p>
-      <w:pPr>
-        <w:pStyle w:val="BodyText"/>
-      </w:pPr>
-      <w:r>
-        <w:t xml:space="preserve">DOYUN: У Сохи дочь. Четырнадцать лет. Вчера Сохи показала мне фото холодильника. Там записка дочери: «Мама, когда ты придёшь?» Она показала и засмеялась. Но это был плохой смех. Я его знаю.</w:t>
-      </w:r>
-    </w:p>
-    <w:p>
-      <w:pPr>
-        <w:pStyle w:val="BodyText"/>
-      </w:pPr>
-      <w:r>
-        <w:t xml:space="preserve">OLGA: Доюн, а президент знает?</w:t>
-      </w:r>
-    </w:p>
-    <w:p>
-      <w:pPr>
-        <w:pStyle w:val="BodyText"/>
-      </w:pPr>
-      <w:r>
-        <w:t xml:space="preserve">DOYUN: Не знаю. Он приходит в семь, уходит в девять. Сохи остаётся после него.</w:t>
-      </w:r>
-    </w:p>
-    <w:p>
-      <w:pPr>
-        <w:pStyle w:val="BodyText"/>
-      </w:pPr>
-      <w:r>
-        <w:t xml:space="preserve">ALEKSEY: Тогда скажи ему. Не как жалобу. Как риск. Ирина научила: сон — это ресурс.</w:t>
-      </w:r>
-    </w:p>
-    <w:p>
-      <w:pPr>
-        <w:pStyle w:val="BodyText"/>
-      </w:pPr>
-      <w:r>
-        <w:t xml:space="preserve">DOYUN: Скажу. Завтра. Президенту можно говорить про риск. Про сон — нельзя. Про риск — можно.</w:t>
+        <w:t xml:space="preserve">DOYUN: Лёша, у нас полночь, а мы ещё в лаборатории. Сохи уже прочитала письмо, все три замечания.</w:t>
+      </w:r>
+    </w:p>
+    <w:p>
+      <w:pPr>
+        <w:pStyle w:val="BodyText"/>
+      </w:pPr>
+      <w:r>
+        <w:t xml:space="preserve">SOHEE: Да, прочитала. Первое — полная загрузка, я сделаю. Второе — десятое июля. А третье — ваше.</w:t>
+      </w:r>
+    </w:p>
+    <w:p>
+      <w:pPr>
+        <w:pStyle w:val="BodyText"/>
+      </w:pPr>
+      <w:r>
+        <w:t xml:space="preserve">OLGA: Госпожа Чон, вы прочитали быстрее нас. А сколько вы сейчас спите?</w:t>
+      </w:r>
+    </w:p>
+    <w:p>
+      <w:pPr>
+        <w:pStyle w:val="BodyText"/>
+      </w:pPr>
+      <w:r>
+        <w:t xml:space="preserve">SOHEE: Достаточно, не беспокойтесь, пожалуйста.</w:t>
+      </w:r>
+    </w:p>
+    <w:p>
+      <w:pPr>
+        <w:pStyle w:val="BodyText"/>
+      </w:pPr>
+      <w:r>
+        <w:t xml:space="preserve">DOYUN: Неправда. Она уходит в два, а приходит в семь, и так уже три недели подряд.</w:t>
+      </w:r>
+    </w:p>
+    <w:p>
+      <w:pPr>
+        <w:pStyle w:val="BodyText"/>
+      </w:pPr>
+      <w:r>
+        <w:t xml:space="preserve">SOHEE: Доюн, пожалуйста, не переводи это.</w:t>
+      </w:r>
+    </w:p>
+    <w:p>
+      <w:pPr>
+        <w:pStyle w:val="BodyText"/>
+      </w:pPr>
+      <w:r>
+        <w:t xml:space="preserve">DOYUN: Я не перевожу, я говорю сам, по-русски. Это разные вещи.</w:t>
+      </w:r>
+    </w:p>
+    <w:p>
+      <w:pPr>
+        <w:pStyle w:val="BodyText"/>
+      </w:pPr>
+      <w:r>
+        <w:t xml:space="preserve">ALEKSEY: Сохи, а сколько времени займёт полная загрузка?</w:t>
+      </w:r>
+    </w:p>
+    <w:p>
+      <w:pPr>
+        <w:pStyle w:val="BodyText"/>
+      </w:pPr>
+      <w:r>
+        <w:t xml:space="preserve">SOHEE: Сам цикл — один день, но надо остановить производство на два дня. А начальник производства говорит «нет».</w:t>
+      </w:r>
+    </w:p>
+    <w:p>
+      <w:pPr>
+        <w:pStyle w:val="BodyText"/>
+      </w:pPr>
+      <w:r>
+        <w:t xml:space="preserve">ALEKSEY: А почему он говорит «нет»? Это ведь важно для регистрации.</w:t>
+      </w:r>
+    </w:p>
+    <w:p>
+      <w:pPr>
+        <w:pStyle w:val="BodyText"/>
+      </w:pPr>
+      <w:r>
+        <w:t xml:space="preserve">DOYUN: Из-за европейского заказа на двенадцать тысяч шприцев со сроком в конце июня. Если остановить линию, Европа будет ждать. А Европа — это восемьдесят процентов выручки Сеула, Россия же пока ноль. Начальник производства прав, и это самое неприятное.</w:t>
+      </w:r>
+    </w:p>
+    <w:p>
+      <w:pPr>
+        <w:pStyle w:val="BodyText"/>
+      </w:pPr>
+      <w:r>
+        <w:t xml:space="preserve">IRINA: А после европейского заказа можно? Например, в июле?</w:t>
+      </w:r>
+    </w:p>
+    <w:p>
+      <w:pPr>
+        <w:pStyle w:val="BodyText"/>
+      </w:pPr>
+      <w:r>
+        <w:t xml:space="preserve">SOHEE: В июле можно, в первую неделю. Потом отчёт, это ещё две недели.</w:t>
+      </w:r>
+    </w:p>
+    <w:p>
+      <w:pPr>
+        <w:pStyle w:val="BodyText"/>
+      </w:pPr>
+      <w:r>
+        <w:t xml:space="preserve">IRINA: Первая неделя июля плюс две недели — это двадцать первое. Успеваем, но впритык.</w:t>
+      </w:r>
+    </w:p>
+    <w:p>
+      <w:pPr>
+        <w:pStyle w:val="BodyText"/>
+      </w:pPr>
+      <w:r>
+        <w:t xml:space="preserve">OLGA: Впритык — это нормально. Впритык — это ещё не «поздно».</w:t>
+      </w:r>
+    </w:p>
+    <w:p>
+      <w:pPr>
+        <w:pStyle w:val="BodyText"/>
+      </w:pPr>
+      <w:r>
+        <w:t xml:space="preserve">ALEKSEY: Сохи, а кто будет делать два анализа одновременно, стабильность и стерилизацию?</w:t>
+      </w:r>
+    </w:p>
+    <w:p>
+      <w:pPr>
+        <w:pStyle w:val="BodyText"/>
+      </w:pPr>
+      <w:r>
+        <w:t xml:space="preserve">SOHEE: Я буду делать оба анализа, больше некому.</w:t>
+      </w:r>
+    </w:p>
+    <w:p>
+      <w:pPr>
+        <w:pStyle w:val="BodyText"/>
+      </w:pPr>
+      <w:r>
+        <w:t xml:space="preserve">OLGA: Одна? Неужели совсем одна, госпожа Чон?</w:t>
+      </w:r>
+    </w:p>
+    <w:p>
+      <w:pPr>
+        <w:pStyle w:val="BodyText"/>
+      </w:pPr>
+      <w:r>
+        <w:t xml:space="preserve">SOHEE: Команда у меня из четырёх человек. Но подпись моя, поэтому читать всё должна я.</w:t>
+      </w:r>
+    </w:p>
+    <w:p>
+      <w:pPr>
+        <w:pStyle w:val="BodyText"/>
+      </w:pPr>
+      <w:r>
+        <w:t xml:space="preserve">OLGA: Госпожа Чон, я двадцать лет подписываю то, что прочитала ночью. И я знаю, сколько ошибок я пропустила в три часа ночи. Подпись в три часа ночи — это не ваша подпись. Это подпись вашей усталости, и эксперт рано или поздно это увидит.</w:t>
+      </w:r>
+    </w:p>
+    <w:p>
+      <w:pPr>
+        <w:pStyle w:val="BodyText"/>
+      </w:pPr>
+      <w:r>
+        <w:t xml:space="preserve">SOHEE: Понимаю. Но удостоверение — это тоже моя подпись, и я очень хочу его увидеть.</w:t>
+      </w:r>
+    </w:p>
+    <w:p>
+      <w:pPr>
+        <w:pStyle w:val="BodyText"/>
+      </w:pPr>
+      <w:r>
+        <w:t xml:space="preserve">ALEKSEY: Мы все этого хотим, но не ценой вас.</w:t>
+      </w:r>
+    </w:p>
+    <w:p>
+      <w:pPr>
+        <w:pStyle w:val="BodyText"/>
+      </w:pPr>
+      <w:r>
+        <w:t xml:space="preserve">SOHEE: Спасибо. Но мне пора, у меня отчёт по нагрузке. До свидания.</w:t>
+      </w:r>
+    </w:p>
+    <w:p>
+      <w:pPr>
+        <w:pStyle w:val="BodyText"/>
+      </w:pPr>
+      <w:r>
+        <w:t xml:space="preserve">DOYUN: Она ушла. Лёша, можно я скажу то, чего она сама никогда не скажет?</w:t>
+      </w:r>
+    </w:p>
+    <w:p>
+      <w:pPr>
+        <w:pStyle w:val="BodyText"/>
+      </w:pPr>
+      <w:r>
+        <w:t xml:space="preserve">ALEKSEY: Конечно, говори. Я хочу это знать.</w:t>
+      </w:r>
+    </w:p>
+    <w:p>
+      <w:pPr>
+        <w:pStyle w:val="BodyText"/>
+      </w:pPr>
+      <w:r>
+        <w:t xml:space="preserve">DOYUN: У Сохи есть дочь, ей четырнадцать лет. Вчера Сохи показала мне фото холодильника, а там записка дочери: «Мама, когда ты придёшь?» Она показала и засмеялась. Но это был плохой смех, я его хорошо знаю.</w:t>
+      </w:r>
+    </w:p>
+    <w:p>
+      <w:pPr>
+        <w:pStyle w:val="BodyText"/>
+      </w:pPr>
+      <w:r>
+        <w:t xml:space="preserve">OLGA: Доюн, а президент об этом знает?</w:t>
+      </w:r>
+    </w:p>
+    <w:p>
+      <w:pPr>
+        <w:pStyle w:val="BodyText"/>
+      </w:pPr>
+      <w:r>
+        <w:t xml:space="preserve">DOYUN: Не знаю. Он приходит в семь и уходит в девять, а Сохи остаётся после него.</w:t>
+      </w:r>
+    </w:p>
+    <w:p>
+      <w:pPr>
+        <w:pStyle w:val="BodyText"/>
+      </w:pPr>
+      <w:r>
+        <w:t xml:space="preserve">ALEKSEY: Тогда скажи ему, только не как жалобу, а как риск. Ирина научила: сон — это ресурс.</w:t>
+      </w:r>
+    </w:p>
+    <w:p>
+      <w:pPr>
+        <w:pStyle w:val="BodyText"/>
+      </w:pPr>
+      <w:r>
+        <w:t xml:space="preserve">DOYUN: Скажу завтра. Президенту нельзя говорить про сон, но про риск говорить можно.</w:t>
       </w:r>
     </w:p>
     <w:bookmarkEnd w:id="23"/>
@@ -1026,199 +1026,199 @@
         <w:pStyle w:val="FirstParagraph"/>
       </w:pPr>
       <w:r>
-        <w:t xml:space="preserve">SOHEE: Добрый день. У нас восемь вечера. Я дома. Дочь рядом. Можно?</w:t>
-      </w:r>
-    </w:p>
-    <w:p>
-      <w:pPr>
-        <w:pStyle w:val="BodyText"/>
-      </w:pPr>
-      <w:r>
-        <w:t xml:space="preserve">OLGA: Можно, госпожа Чон. Мы рады вас видеть дома. Это уже хорошая новость.</w:t>
-      </w:r>
-    </w:p>
-    <w:p>
-      <w:pPr>
-        <w:pStyle w:val="BodyText"/>
-      </w:pPr>
-      <w:r>
-        <w:t xml:space="preserve">SOHEE: Есть ещё. Тридцать шесть месяцев. Партия первая на новом стерилизаторе. Все параметры — в норме.</w:t>
-      </w:r>
-    </w:p>
-    <w:p>
-      <w:pPr>
-        <w:pStyle w:val="BodyText"/>
-      </w:pPr>
-      <w:r>
-        <w:t xml:space="preserve">IRINA: Все? Вязкость, стерильность, эндотоксины?</w:t>
-      </w:r>
-    </w:p>
-    <w:p>
-      <w:pPr>
-        <w:pStyle w:val="BodyText"/>
-      </w:pPr>
-      <w:r>
-        <w:t xml:space="preserve">SOHEE: Все. Таблица — в почте. На русском. Алина проверила утром.</w:t>
-      </w:r>
-    </w:p>
-    <w:p>
-      <w:pPr>
-        <w:pStyle w:val="BodyText"/>
-      </w:pPr>
-      <w:r>
-        <w:t xml:space="preserve">ALEKSEY: А полная загрузка?</w:t>
-      </w:r>
-    </w:p>
-    <w:p>
-      <w:pPr>
-        <w:pStyle w:val="BodyText"/>
-      </w:pPr>
-      <w:r>
-        <w:t xml:space="preserve">SOHEE: Сто двадцать коробок. Середина камеры — стерильна. Все индикаторы. Отчёт — тоже в почте.</w:t>
-      </w:r>
-    </w:p>
-    <w:p>
-      <w:pPr>
-        <w:pStyle w:val="BodyText"/>
-      </w:pPr>
-      <w:r>
-        <w:t xml:space="preserve">OLGA: Значит, срок годности — тридцать шесть месяцев. Склад живёт. Ирина, вычёркивайте красное.</w:t>
-      </w:r>
-    </w:p>
-    <w:p>
-      <w:pPr>
-        <w:pStyle w:val="BodyText"/>
-      </w:pPr>
-      <w:r>
-        <w:t xml:space="preserve">IRINA: Вычёркиваю. С удовольствием. Первый раз за месяц.</w:t>
-      </w:r>
-    </w:p>
-    <w:p>
-      <w:pPr>
-        <w:pStyle w:val="BodyText"/>
-      </w:pPr>
-      <w:r>
-        <w:t xml:space="preserve">ALEKSEY: Сохи, как вы успели? Вы же уходили домой.</w:t>
-      </w:r>
-    </w:p>
-    <w:p>
-      <w:pPr>
-        <w:pStyle w:val="BodyText"/>
-      </w:pPr>
-      <w:r>
-        <w:t xml:space="preserve">SOHEE: Президент. Доюн расскажет. Мне стыдно.</w:t>
-      </w:r>
-    </w:p>
-    <w:p>
-      <w:pPr>
-        <w:pStyle w:val="BodyText"/>
-      </w:pPr>
-      <w:r>
-        <w:t xml:space="preserve">DOYUN: Я здесь, в углу экрана. Тоже у Сохи дома. Её дочь варит нам рамён.</w:t>
-      </w:r>
-    </w:p>
-    <w:p>
-      <w:pPr>
-        <w:pStyle w:val="BodyText"/>
-      </w:pPr>
-      <w:r>
-        <w:t xml:space="preserve">ALEKSEY: Рассказывай, Доюн.</w:t>
-      </w:r>
-    </w:p>
-    <w:p>
-      <w:pPr>
-        <w:pStyle w:val="BodyText"/>
-      </w:pPr>
-      <w:r>
-        <w:t xml:space="preserve">DOYUN: Я сказал президенту про риск. Он ничего не ответил. А в одиннадцать вечера пришёл в лабораторию, выключил свет и сказал Сохи: «Документы ночью не стареют. Люди стареют». Десятого июля сам вынул образцы. В шесть утра.</w:t>
-      </w:r>
-    </w:p>
-    <w:p>
-      <w:pPr>
-        <w:pStyle w:val="BodyText"/>
-      </w:pPr>
-      <w:r>
-        <w:t xml:space="preserve">OLGA: Президент сам вынимал образцы?</w:t>
-      </w:r>
-    </w:p>
-    <w:p>
-      <w:pPr>
-        <w:pStyle w:val="BodyText"/>
-      </w:pPr>
-      <w:r>
-        <w:t xml:space="preserve">SOHEE: Сам. В перчатках. Записал в журнал. Подпись — его. Время — шесть ноль-ноль.</w:t>
-      </w:r>
-    </w:p>
-    <w:p>
-      <w:pPr>
-        <w:pStyle w:val="BodyText"/>
-      </w:pPr>
-      <w:r>
-        <w:t xml:space="preserve">OLGA: В шестьдесят один — в перчатках, в шесть утра. Понимаю, почему у вас моют пол.</w:t>
-      </w:r>
-    </w:p>
-    <w:p>
-      <w:pPr>
-        <w:pStyle w:val="BodyText"/>
-      </w:pPr>
-      <w:r>
-        <w:t xml:space="preserve">ALEKSEY: Сохи, а записка? На холодильнике?</w:t>
-      </w:r>
-    </w:p>
-    <w:p>
-      <w:pPr>
-        <w:pStyle w:val="BodyText"/>
-      </w:pPr>
-      <w:r>
-        <w:t xml:space="preserve">SOHEE: Новая. Дочь написала вчера. Она рядом, она разрешает сказать.</w:t>
-      </w:r>
-    </w:p>
-    <w:p>
-      <w:pPr>
-        <w:pStyle w:val="BodyText"/>
-      </w:pPr>
-      <w:r>
-        <w:t xml:space="preserve">DOYUN: Сохи стесняется. Я прочитаю. «Мама, спасибо, что пришла. Рамён — мой». Это по-корейски, я перевожу.</w:t>
-      </w:r>
-    </w:p>
-    <w:p>
-      <w:pPr>
-        <w:pStyle w:val="BodyText"/>
-      </w:pPr>
-      <w:r>
-        <w:t xml:space="preserve">IRINA: Доюн, скажите ей от нас: рамён — её. И спасибо.</w:t>
-      </w:r>
-    </w:p>
-    <w:p>
-      <w:pPr>
-        <w:pStyle w:val="BodyText"/>
-      </w:pPr>
-      <w:r>
-        <w:t xml:space="preserve">SOHEE: Она говорит по-русски: «Спа-си-бо». Я учу её. Медленно.</w:t>
-      </w:r>
-    </w:p>
-    <w:p>
-      <w:pPr>
-        <w:pStyle w:val="BodyText"/>
-      </w:pPr>
-      <w:r>
-        <w:t xml:space="preserve">OLGA: Госпожа Чон, ответ уйдёт завтра. Двадцать пятого. За шесть дней до срока.</w:t>
-      </w:r>
-    </w:p>
-    <w:p>
-      <w:pPr>
-        <w:pStyle w:val="BodyText"/>
-      </w:pPr>
-      <w:r>
-        <w:t xml:space="preserve">SOHEE: За шесть дней. Не впритык. Это первый раз.</w:t>
-      </w:r>
-    </w:p>
-    <w:p>
-      <w:pPr>
-        <w:pStyle w:val="BodyText"/>
-      </w:pPr>
-      <w:r>
-        <w:t xml:space="preserve">OLGA: Это первый раз у всех нас. Двадцать лет я отправляла ответы в последнюю ночь. Сегодня — за шесть дней, и все спали. Идите к дочери. Рамён остывает.</w:t>
+        <w:t xml:space="preserve">SOHEE: Добрый день. У нас восемь вечера, я дома, и дочь рядом со мной. Можно так?</w:t>
+      </w:r>
+    </w:p>
+    <w:p>
+      <w:pPr>
+        <w:pStyle w:val="BodyText"/>
+      </w:pPr>
+      <w:r>
+        <w:t xml:space="preserve">OLGA: Конечно можно, госпожа Чон. Мы очень рады видеть вас дома, и это уже хорошая новость.</w:t>
+      </w:r>
+    </w:p>
+    <w:p>
+      <w:pPr>
+        <w:pStyle w:val="BodyText"/>
+      </w:pPr>
+      <w:r>
+        <w:t xml:space="preserve">SOHEE: Есть ещё одна: тридцать шесть месяцев, первая партия на новом стерилизаторе. Все параметры — в норме.</w:t>
+      </w:r>
+    </w:p>
+    <w:p>
+      <w:pPr>
+        <w:pStyle w:val="BodyText"/>
+      </w:pPr>
+      <w:r>
+        <w:t xml:space="preserve">IRINA: Все параметры? И вязкость, и стерильность, и эндотоксины?</w:t>
+      </w:r>
+    </w:p>
+    <w:p>
+      <w:pPr>
+        <w:pStyle w:val="BodyText"/>
+      </w:pPr>
+      <w:r>
+        <w:t xml:space="preserve">SOHEE: Все. Таблица на русском уже в почте, и Алина проверила её утром.</w:t>
+      </w:r>
+    </w:p>
+    <w:p>
+      <w:pPr>
+        <w:pStyle w:val="BodyText"/>
+      </w:pPr>
+      <w:r>
+        <w:t xml:space="preserve">ALEKSEY: А что с полной загрузкой? Там тоже всё хорошо?</w:t>
+      </w:r>
+    </w:p>
+    <w:p>
+      <w:pPr>
+        <w:pStyle w:val="BodyText"/>
+      </w:pPr>
+      <w:r>
+        <w:t xml:space="preserve">SOHEE: Сто двадцать коробок, и середина камеры стерильна по всем индикаторам. Отчёт тоже в почте.</w:t>
+      </w:r>
+    </w:p>
+    <w:p>
+      <w:pPr>
+        <w:pStyle w:val="BodyText"/>
+      </w:pPr>
+      <w:r>
+        <w:t xml:space="preserve">OLGA: Значит, срок годности — тридцать шесть месяцев, и склад живёт. Ирина, вычёркивайте красное.</w:t>
+      </w:r>
+    </w:p>
+    <w:p>
+      <w:pPr>
+        <w:pStyle w:val="BodyText"/>
+      </w:pPr>
+      <w:r>
+        <w:t xml:space="preserve">IRINA: Вычёркиваю, и с огромным удовольствием. Первый раз за месяц.</w:t>
+      </w:r>
+    </w:p>
+    <w:p>
+      <w:pPr>
+        <w:pStyle w:val="BodyText"/>
+      </w:pPr>
+      <w:r>
+        <w:t xml:space="preserve">ALEKSEY: Сохи, но как вы всё успели? Вы же стали уходить домой.</w:t>
+      </w:r>
+    </w:p>
+    <w:p>
+      <w:pPr>
+        <w:pStyle w:val="BodyText"/>
+      </w:pPr>
+      <w:r>
+        <w:t xml:space="preserve">SOHEE: Это президент. Доюн вам расскажет, а мне немного стыдно.</w:t>
+      </w:r>
+    </w:p>
+    <w:p>
+      <w:pPr>
+        <w:pStyle w:val="BodyText"/>
+      </w:pPr>
+      <w:r>
+        <w:t xml:space="preserve">DOYUN: Я здесь, в углу экрана, тоже у Сохи дома. Её дочь варит нам рамён.</w:t>
+      </w:r>
+    </w:p>
+    <w:p>
+      <w:pPr>
+        <w:pStyle w:val="BodyText"/>
+      </w:pPr>
+      <w:r>
+        <w:t xml:space="preserve">ALEKSEY: Тогда рассказывай, Доюн. Мы все очень ждём.</w:t>
+      </w:r>
+    </w:p>
+    <w:p>
+      <w:pPr>
+        <w:pStyle w:val="BodyText"/>
+      </w:pPr>
+      <w:r>
+        <w:t xml:space="preserve">DOYUN: Я сказал президенту про риск, и он ничего не ответил. А в одиннадцать вечера пришёл в лабораторию, выключил свет и сказал Сохи: «Документы ночью не стареют. Люди стареют». А десятого июля в шесть утра он сам вынул образцы.</w:t>
+      </w:r>
+    </w:p>
+    <w:p>
+      <w:pPr>
+        <w:pStyle w:val="BodyText"/>
+      </w:pPr>
+      <w:r>
+        <w:t xml:space="preserve">OLGA: Президент сам вынимал образцы? Своими руками?</w:t>
+      </w:r>
+    </w:p>
+    <w:p>
+      <w:pPr>
+        <w:pStyle w:val="BodyText"/>
+      </w:pPr>
+      <w:r>
+        <w:t xml:space="preserve">SOHEE: Сам, в перчатках. И записал в журнал: подпись его, время шесть ноль-ноль.</w:t>
+      </w:r>
+    </w:p>
+    <w:p>
+      <w:pPr>
+        <w:pStyle w:val="BodyText"/>
+      </w:pPr>
+      <w:r>
+        <w:t xml:space="preserve">OLGA: В шестьдесят один год, в перчатках и в шесть утра… Теперь я понимаю, почему у вас моют пол.</w:t>
+      </w:r>
+    </w:p>
+    <w:p>
+      <w:pPr>
+        <w:pStyle w:val="BodyText"/>
+      </w:pPr>
+      <w:r>
+        <w:t xml:space="preserve">ALEKSEY: Сохи, а что с запиской на холодильнике? Она всё ещё там?</w:t>
+      </w:r>
+    </w:p>
+    <w:p>
+      <w:pPr>
+        <w:pStyle w:val="BodyText"/>
+      </w:pPr>
+      <w:r>
+        <w:t xml:space="preserve">SOHEE: Там новая записка, дочь написала её вчера. Она рядом и разрешает рассказать.</w:t>
+      </w:r>
+    </w:p>
+    <w:p>
+      <w:pPr>
+        <w:pStyle w:val="BodyText"/>
+      </w:pPr>
+      <w:r>
+        <w:t xml:space="preserve">DOYUN: Сохи стесняется, поэтому прочитаю я: «Мама, спасибо, что пришла. Рамён — мой». Это по-корейски, я перевожу.</w:t>
+      </w:r>
+    </w:p>
+    <w:p>
+      <w:pPr>
+        <w:pStyle w:val="BodyText"/>
+      </w:pPr>
+      <w:r>
+        <w:t xml:space="preserve">IRINA: Доюн, скажите ей от нас всех: рамён — её. И большое спасибо.</w:t>
+      </w:r>
+    </w:p>
+    <w:p>
+      <w:pPr>
+        <w:pStyle w:val="BodyText"/>
+      </w:pPr>
+      <w:r>
+        <w:t xml:space="preserve">SOHEE: Она говорит по-русски: «Спа-си-бо». Я её учу, медленно.</w:t>
+      </w:r>
+    </w:p>
+    <w:p>
+      <w:pPr>
+        <w:pStyle w:val="BodyText"/>
+      </w:pPr>
+      <w:r>
+        <w:t xml:space="preserve">OLGA: Госпожа Чон, ответ уйдёт завтра, двадцать пятого, то есть за шесть дней до срока.</w:t>
+      </w:r>
+    </w:p>
+    <w:p>
+      <w:pPr>
+        <w:pStyle w:val="BodyText"/>
+      </w:pPr>
+      <w:r>
+        <w:t xml:space="preserve">SOHEE: За шесть дней до срока, а не впритык. Это у меня первый раз.</w:t>
+      </w:r>
+    </w:p>
+    <w:p>
+      <w:pPr>
+        <w:pStyle w:val="BodyText"/>
+      </w:pPr>
+      <w:r>
+        <w:t xml:space="preserve">OLGA: Это первый раз у всех нас. Двадцать лет я отправляла ответы в последнюю ночь. А сегодня мы отправляем за шесть дней, и все спали. Идите к дочери, госпожа Чон, а то рамён остывает.</w:t>
       </w:r>
     </w:p>
     <w:bookmarkEnd w:id="24"/>
@@ -1236,119 +1236,119 @@
         <w:pStyle w:val="FirstParagraph"/>
       </w:pPr>
       <w:r>
-        <w:t xml:space="preserve">ALEKSEY: Папа, привет. Ответ ушёл. Второй круг. Три замечания — три ответа.</w:t>
-      </w:r>
-    </w:p>
-    <w:p>
-      <w:pPr>
-        <w:pStyle w:val="BodyText"/>
-      </w:pPr>
-      <w:r>
-        <w:t xml:space="preserve">NIKOLAY: Поздравляю. Мать здесь, слушает. Тань, ответ ушёл.</w:t>
-      </w:r>
-    </w:p>
-    <w:p>
-      <w:pPr>
-        <w:pStyle w:val="BodyText"/>
-      </w:pPr>
-      <w:r>
-        <w:t xml:space="preserve">TATYANA: Алёшенька, это всё? Теперь будет удостоверение?</w:t>
-      </w:r>
-    </w:p>
-    <w:p>
-      <w:pPr>
-        <w:pStyle w:val="BodyText"/>
-      </w:pPr>
-      <w:r>
-        <w:t xml:space="preserve">ALEKSEY: Если повезёт, мама. Ольга Петровна говорит — август.</w:t>
-      </w:r>
-    </w:p>
-    <w:p>
-      <w:pPr>
-        <w:pStyle w:val="BodyText"/>
-      </w:pPr>
-      <w:r>
-        <w:t xml:space="preserve">NIKOLAY: А что за третье замечание? Ты сказал — «маркировка».</w:t>
-      </w:r>
-    </w:p>
-    <w:p>
-      <w:pPr>
-        <w:pStyle w:val="BodyText"/>
-      </w:pPr>
-      <w:r>
-        <w:t xml:space="preserve">ALEKSEY: Наклейки. Три с половиной тысячи. На каждую коробку шприца. С номером удостоверения. Ровно.</w:t>
-      </w:r>
-    </w:p>
-    <w:p>
-      <w:pPr>
-        <w:pStyle w:val="BodyText"/>
-      </w:pPr>
-      <w:r>
-        <w:t xml:space="preserve">NIKOLAY: Ровно? Это ко мне.</w:t>
-      </w:r>
-    </w:p>
-    <w:p>
-      <w:pPr>
-        <w:pStyle w:val="BodyText"/>
-      </w:pPr>
-      <w:r>
-        <w:t xml:space="preserve">ALEKSEY: Папа, это не инвентаризация. Это три с половиной тысячи наклеек. Неделя работы.</w:t>
-      </w:r>
-    </w:p>
-    <w:p>
-      <w:pPr>
-        <w:pStyle w:val="BodyText"/>
-      </w:pPr>
-      <w:r>
-        <w:t xml:space="preserve">NIKOLAY: Неделя? Я на заводе сорок лет ставил метки на детали. Три с половиной тысячи — это четыре дня. С уровнем и с Рустамом. Мать даст бутерброды. По договору, конечно. Ирина Сергеевна будет довольна.</w:t>
-      </w:r>
-    </w:p>
-    <w:p>
-      <w:pPr>
-        <w:pStyle w:val="BodyText"/>
-      </w:pPr>
-      <w:r>
-        <w:t xml:space="preserve">TATYANA: Бутерброды — не по договору. Бутерброды — от мамы.</w:t>
-      </w:r>
-    </w:p>
-    <w:p>
-      <w:pPr>
-        <w:pStyle w:val="BodyText"/>
-      </w:pPr>
-      <w:r>
-        <w:t xml:space="preserve">ALEKSEY: Мама, Ирина говорит: мама — это не расход.</w:t>
-      </w:r>
-    </w:p>
-    <w:p>
-      <w:pPr>
-        <w:pStyle w:val="BodyText"/>
-      </w:pPr>
-      <w:r>
-        <w:t xml:space="preserve">TATYANA: Умная девушка. Ты её береги. И Ольгу Петровну. И кореянку, которая не спит.</w:t>
-      </w:r>
-    </w:p>
-    <w:p>
-      <w:pPr>
-        <w:pStyle w:val="BodyText"/>
-      </w:pPr>
-      <w:r>
-        <w:t xml:space="preserve">ALEKSEY: Она теперь спит. Президент выключил свет.</w:t>
-      </w:r>
-    </w:p>
-    <w:p>
-      <w:pPr>
-        <w:pStyle w:val="BodyText"/>
-      </w:pPr>
-      <w:r>
-        <w:t xml:space="preserve">NIKOLAY: Хороший директор. Наш в девяносто восьмом свет выключал только чтобы не платить за электричество.</w:t>
-      </w:r>
-    </w:p>
-    <w:p>
-      <w:pPr>
-        <w:pStyle w:val="BodyText"/>
-      </w:pPr>
-      <w:r>
-        <w:t xml:space="preserve">ALEKSEY: Папа, когда будет номер, я позвоню первым тебе. Не Ольге, не Доюну — тебе. Потому что наклейки — это первое, что увидит врач. Готовь уровень и мамины бутерброды.</w:t>
+        <w:t xml:space="preserve">ALEKSEY: Пап, привет. Ответ ушёл: второй круг, три замечания и три ответа.</w:t>
+      </w:r>
+    </w:p>
+    <w:p>
+      <w:pPr>
+        <w:pStyle w:val="BodyText"/>
+      </w:pPr>
+      <w:r>
+        <w:t xml:space="preserve">NIKOLAY: Поздравляю, сынок. Мать здесь, рядом, слушает. Тань, ответ ушёл!</w:t>
+      </w:r>
+    </w:p>
+    <w:p>
+      <w:pPr>
+        <w:pStyle w:val="BodyText"/>
+      </w:pPr>
+      <w:r>
+        <w:t xml:space="preserve">TATYANA: Алёшенька, и это всё? Теперь у вас будет удостоверение?</w:t>
+      </w:r>
+    </w:p>
+    <w:p>
+      <w:pPr>
+        <w:pStyle w:val="BodyText"/>
+      </w:pPr>
+      <w:r>
+        <w:t xml:space="preserve">ALEKSEY: Если повезёт, мама. Ольга Петровна говорит, что в августе.</w:t>
+      </w:r>
+    </w:p>
+    <w:p>
+      <w:pPr>
+        <w:pStyle w:val="BodyText"/>
+      </w:pPr>
+      <w:r>
+        <w:t xml:space="preserve">NIKOLAY: А что за третье замечание? Ты сказал, что это какая-то «маркировка».</w:t>
+      </w:r>
+    </w:p>
+    <w:p>
+      <w:pPr>
+        <w:pStyle w:val="BodyText"/>
+      </w:pPr>
+      <w:r>
+        <w:t xml:space="preserve">ALEKSEY: Это наклейки: три с половиной тысячи, на каждую коробку шприца и с номером удостоверения. Ровно.</w:t>
+      </w:r>
+    </w:p>
+    <w:p>
+      <w:pPr>
+        <w:pStyle w:val="BodyText"/>
+      </w:pPr>
+      <w:r>
+        <w:t xml:space="preserve">NIKOLAY: Ровно, говоришь? Тогда это ко мне, сынок.</w:t>
+      </w:r>
+    </w:p>
+    <w:p>
+      <w:pPr>
+        <w:pStyle w:val="BodyText"/>
+      </w:pPr>
+      <w:r>
+        <w:t xml:space="preserve">ALEKSEY: Пап, это не инвентаризация, это три с половиной тысячи наклеек. Целая неделя работы.</w:t>
+      </w:r>
+    </w:p>
+    <w:p>
+      <w:pPr>
+        <w:pStyle w:val="BodyText"/>
+      </w:pPr>
+      <w:r>
+        <w:t xml:space="preserve">NIKOLAY: Неделя? Я на заводе сорок лет ставил метки на детали. Три с половиной тысячи — это четыре дня, с уровнем и с Рустамом. Мать даст бутерброды. По договору, конечно, чтобы Ирина Сергеевна была довольна.</w:t>
+      </w:r>
+    </w:p>
+    <w:p>
+      <w:pPr>
+        <w:pStyle w:val="BodyText"/>
+      </w:pPr>
+      <w:r>
+        <w:t xml:space="preserve">TATYANA: Бутерброды не по договору. Бутерброды — от мамы, и точка.</w:t>
+      </w:r>
+    </w:p>
+    <w:p>
+      <w:pPr>
+        <w:pStyle w:val="BodyText"/>
+      </w:pPr>
+      <w:r>
+        <w:t xml:space="preserve">ALEKSEY: Мама, Ирина как раз говорит, что мама — это не расход.</w:t>
+      </w:r>
+    </w:p>
+    <w:p>
+      <w:pPr>
+        <w:pStyle w:val="BodyText"/>
+      </w:pPr>
+      <w:r>
+        <w:t xml:space="preserve">TATYANA: Умная девушка, береги её. И Ольгу Петровну береги. И ту кореянку, которая не спит.</w:t>
+      </w:r>
+    </w:p>
+    <w:p>
+      <w:pPr>
+        <w:pStyle w:val="BodyText"/>
+      </w:pPr>
+      <w:r>
+        <w:t xml:space="preserve">ALEKSEY: Она теперь спит, мама. Президент сам выключил ей свет.</w:t>
+      </w:r>
+    </w:p>
+    <w:p>
+      <w:pPr>
+        <w:pStyle w:val="BodyText"/>
+      </w:pPr>
+      <w:r>
+        <w:t xml:space="preserve">NIKOLAY: Хороший директор. А наш в девяносто восьмом выключал свет, только чтобы не платить за электричество.</w:t>
+      </w:r>
+    </w:p>
+    <w:p>
+      <w:pPr>
+        <w:pStyle w:val="BodyText"/>
+      </w:pPr>
+      <w:r>
+        <w:t xml:space="preserve">ALEKSEY: Пап, когда будет номер, я позвоню первым тебе. Не Ольге и не Доюну, а тебе. Потому что наклейка — это первое, что увидит врач. Так что готовь уровень и мамины бутерброды.</w:t>
       </w:r>
     </w:p>
     <w:p>
@@ -2158,7 +2158,7 @@
         <w:t xml:space="preserve">“</w:t>
       </w:r>
       <w:r>
-        <w:t xml:space="preserve">Госпожа Чон, я двадцать лет подписываю то, что прочитала ночью. Я знаю, сколько ошибок я пропустила в три часа ночи. Подпись в три часа ночи — это не ваша подпись. Это подпись вашей усталости.</w:t>
+        <w:t xml:space="preserve">Госпожа Чон, я двадцать лет подписываю то, что прочитала ночью. И я знаю, сколько ошибок я пропустила в три часа ночи. Подпись в три часа ночи — это не ваша подпись. Это подпись вашей усталости, и эксперт рано или поздно это увидит.</w:t>
       </w:r>
       <w:r>
         <w:t xml:space="preserve">”</w:t>
@@ -2276,7 +2276,7 @@
               <w:jc w:val="left"/>
             </w:pPr>
             <w:r>
-              <w:t xml:space="preserve">Я знаю, сколько ошибок я пропустила…</w:t>
+              <w:t xml:space="preserve">И я знаю, сколько ошибок я пропустила…</w:t>
             </w:r>
           </w:p>
         </w:tc>
@@ -2352,7 +2352,7 @@
               <w:jc w:val="left"/>
             </w:pPr>
             <w:r>
-              <w:t xml:space="preserve">Это подпись вашей усталости.</w:t>
+              <w:t xml:space="preserve">Это подпись вашей усталости,</w:t>
             </w:r>
           </w:p>
         </w:tc>
@@ -2365,6 +2365,44 @@
             </w:pPr>
             <w:r>
               <w:t xml:space="preserve">생격 연쇄(подпись усталости)</w:t>
+            </w:r>
+          </w:p>
+        </w:tc>
+      </w:tr>
+      <w:tr>
+        <w:tc>
+          <w:tcPr/>
+          <w:p>
+            <w:pPr>
+              <w:pStyle w:val="Compact"/>
+              <w:jc w:val="left"/>
+            </w:pPr>
+            <w:r>
+              <w:t xml:space="preserve">⑤ 경고</w:t>
+            </w:r>
+          </w:p>
+        </w:tc>
+        <w:tc>
+          <w:tcPr/>
+          <w:p>
+            <w:pPr>
+              <w:pStyle w:val="Compact"/>
+              <w:jc w:val="left"/>
+            </w:pPr>
+            <w:r>
+              <w:t xml:space="preserve">и эксперт рано или поздно это увидит.</w:t>
+            </w:r>
+          </w:p>
+        </w:tc>
+        <w:tc>
+          <w:tcPr/>
+          <w:p>
+            <w:pPr>
+              <w:pStyle w:val="Compact"/>
+              <w:jc w:val="left"/>
+            </w:pPr>
+            <w:r>
+              <w:t xml:space="preserve">рано или поздно(머지않아) + 완료상 미래</w:t>
             </w:r>
           </w:p>
         </w:tc>
@@ -2388,7 +2426,7 @@
         <w:t xml:space="preserve">“</w:t>
       </w:r>
       <w:r>
-        <w:t xml:space="preserve">Я … лет делаю… Я знаю, сколько… X в … — это не ваш X. Это X вашей…</w:t>
+        <w:t xml:space="preserve">Я … лет делаю… И я знаю, сколько… X в … — это не ваш X. Это X вашей…, и … рано или поздно это увидит.</w:t>
       </w:r>
       <w:r>
         <w:t xml:space="preserve">”</w:t>
@@ -2407,7 +2445,7 @@
         <w:t xml:space="preserve"> </w:t>
       </w:r>
       <w:r>
-        <w:t xml:space="preserve">то, что · сколько · это не…, это…</w:t>
+        <w:t xml:space="preserve">то, что · сколько · это не…, это… · рано или поздно(언젠가는)</w:t>
       </w:r>
       <w:r>
         <w:t xml:space="preserve"> </w:t>
@@ -2423,7 +2461,7 @@
         <w:t xml:space="preserve"> </w:t>
       </w:r>
       <w:r>
-        <w:t xml:space="preserve">과로하는 동료에게 자신의 경험으로 쉬라고 권하는 25~30단어 문장 만들기.</w:t>
+        <w:t xml:space="preserve">과로하는 동료에게 자신의 경험으로 쉬라고 권하는 30~50단어 발화 만들기.</w:t>
       </w:r>
     </w:p>
     <w:bookmarkEnd w:id="30"/>
@@ -2951,119 +2989,119 @@
         <w:pStyle w:val="FirstParagraph"/>
       </w:pPr>
       <w:r>
-        <w:t xml:space="preserve">이리나: 금요일. 16시 50분. 도윤에게 보고. 첫 번째. 알렉세이, 1번 항목 — 등록.</w:t>
-      </w:r>
-    </w:p>
-    <w:p>
-      <w:pPr>
-        <w:pStyle w:val="BodyText"/>
-      </w:pPr>
-      <w:r>
-        <w:t xml:space="preserve">알렉세이: 씁니다: 「상태 — 검토 중. 심사관의 새 질문 없음」.</w:t>
-      </w:r>
-    </w:p>
-    <w:p>
-      <w:pPr>
-        <w:pStyle w:val="BodyText"/>
-      </w:pPr>
-      <w:r>
-        <w:t xml:space="preserve">올가: 잠깐만요. 보내지 마요. 메일. 감정 기관. 5분 전에.</w:t>
-      </w:r>
-    </w:p>
-    <w:p>
-      <w:pPr>
-        <w:pStyle w:val="BodyText"/>
-      </w:pPr>
-      <w:r>
-        <w:t xml:space="preserve">알렉세이: 결정이에요?</w:t>
-      </w:r>
-    </w:p>
-    <w:p>
-      <w:pPr>
-        <w:pStyle w:val="BodyText"/>
-      </w:pPr>
-      <w:r>
-        <w:t xml:space="preserve">올가: 아니요. 「자료 보완 요청」. 2차 심사예요.</w:t>
-      </w:r>
-    </w:p>
-    <w:p>
-      <w:pPr>
-        <w:pStyle w:val="BodyText"/>
-      </w:pPr>
-      <w:r>
-        <w:t xml:space="preserve">알렉세이: 2차. 또 50일. 또 200만.</w:t>
-      </w:r>
-    </w:p>
-    <w:p>
-      <w:pPr>
-        <w:pStyle w:val="BodyText"/>
-      </w:pPr>
-      <w:r>
-        <w:t xml:space="preserve">올가: 계산 서두르지 마요. 먼저 읽어요. 지적은… 세 개.</w:t>
-      </w:r>
-    </w:p>
-    <w:p>
-      <w:pPr>
-        <w:pStyle w:val="BodyText"/>
-      </w:pPr>
-      <w:r>
-        <w:t xml:space="preserve">이리나: 세 개요? 열두 개 중에?</w:t>
-      </w:r>
-    </w:p>
-    <w:p>
-      <w:pPr>
-        <w:pStyle w:val="BodyText"/>
-      </w:pPr>
-      <w:r>
-        <w:t xml:space="preserve">올가: 세 개. 아홉 개는 종결. 7번도 포함해서 — 우리 정정으로.</w:t>
-      </w:r>
-    </w:p>
-    <w:p>
-      <w:pPr>
-        <w:pStyle w:val="BodyText"/>
-      </w:pPr>
-      <w:r>
-        <w:t xml:space="preserve">알렉세이: 좋은 거예요, 나쁜 거예요?</w:t>
-      </w:r>
-    </w:p>
-    <w:p>
-      <w:pPr>
-        <w:pStyle w:val="BodyText"/>
-      </w:pPr>
-      <w:r>
-        <w:t xml:space="preserve">올가: 2차치고는 — 훌륭해요. 내 기록은 2차에서 열아홉 개였어요. 기한 — 영업일 30일.</w:t>
-      </w:r>
-    </w:p>
-    <w:p>
-      <w:pPr>
-        <w:pStyle w:val="BodyText"/>
-      </w:pPr>
-      <w:r>
-        <w:t xml:space="preserve">알렉세이: 30일. 그럼 7월 말이네요.</w:t>
-      </w:r>
-    </w:p>
-    <w:p>
-      <w:pPr>
-        <w:pStyle w:val="BodyText"/>
-      </w:pPr>
-      <w:r>
-        <w:t xml:space="preserve">이리나: 7월 31일. 벌써 적었어요. 알렉세이, 보고서 1번 항목 고쳐요.</w:t>
-      </w:r>
-    </w:p>
-    <w:p>
-      <w:pPr>
-        <w:pStyle w:val="BodyText"/>
-      </w:pPr>
-      <w:r>
-        <w:t xml:space="preserve">알렉세이: 씁니다: 「보완 요청 접수. 지적 3건. 기한 — 7월 31일」.</w:t>
-      </w:r>
-    </w:p>
-    <w:p>
-      <w:pPr>
-        <w:pStyle w:val="BodyText"/>
-      </w:pPr>
-      <w:r>
-        <w:t xml:space="preserve">올가: 좋아요. 형용사 없이. 당황하지 말고. 이제 읽어요.</w:t>
+        <w:t xml:space="preserve">이리나: 금요일 16시 50분, 도윤에게 보낼 첫 보고서를 쓸 시간이에요. 알렉세이, 1번 항목은 등록이에요.</w:t>
+      </w:r>
+    </w:p>
+    <w:p>
+      <w:pPr>
+        <w:pStyle w:val="BodyText"/>
+      </w:pPr>
+      <w:r>
+        <w:t xml:space="preserve">알렉세이: 씁니다: 「상태 — 검토 중. 심사관의 새 질문 없음.」</w:t>
+      </w:r>
+    </w:p>
+    <w:p>
+      <w:pPr>
+        <w:pStyle w:val="BodyText"/>
+      </w:pPr>
+      <w:r>
+        <w:t xml:space="preserve">올가: 잠깐만요, 보내지 마요! 감정 기관에서 5분 전에 메일이 왔어요.</w:t>
+      </w:r>
+    </w:p>
+    <w:p>
+      <w:pPr>
+        <w:pStyle w:val="BodyText"/>
+      </w:pPr>
+      <w:r>
+        <w:t xml:space="preserve">알렉세이: 결정이에요? 드디어 결정이 온 거예요?</w:t>
+      </w:r>
+    </w:p>
+    <w:p>
+      <w:pPr>
+        <w:pStyle w:val="BodyText"/>
+      </w:pPr>
+      <w:r>
+        <w:t xml:space="preserve">올가: 아니요. 「자료가 보완 요청되었다.」 2차 심사예요.</w:t>
+      </w:r>
+    </w:p>
+    <w:p>
+      <w:pPr>
+        <w:pStyle w:val="BodyText"/>
+      </w:pPr>
+      <w:r>
+        <w:t xml:space="preserve">알렉세이: 2차 심사라… 그럼 50일 더, 200만 더 들겠네요.</w:t>
+      </w:r>
+    </w:p>
+    <w:p>
+      <w:pPr>
+        <w:pStyle w:val="BodyText"/>
+      </w:pPr>
+      <w:r>
+        <w:t xml:space="preserve">올가: 서둘러 계산하지 마요, 먼저 읽어 봐요. 지적은… 겨우 셋이에요.</w:t>
+      </w:r>
+    </w:p>
+    <w:p>
+      <w:pPr>
+        <w:pStyle w:val="BodyText"/>
+      </w:pPr>
+      <w:r>
+        <w:t xml:space="preserve">이리나: 겨우 셋이요? 1차 때 열두 개 중에서요?</w:t>
+      </w:r>
+    </w:p>
+    <w:p>
+      <w:pPr>
+        <w:pStyle w:val="BodyText"/>
+      </w:pPr>
+      <w:r>
+        <w:t xml:space="preserve">올가: 네, 셋이요. 아홉 개는 닫혔어요. 우리가 정정한 7번까지 포함해서요.</w:t>
+      </w:r>
+    </w:p>
+    <w:p>
+      <w:pPr>
+        <w:pStyle w:val="BodyText"/>
+      </w:pPr>
+      <w:r>
+        <w:t xml:space="preserve">알렉세이: 그게 좋은 거예요, 나쁜 거예요? 뭘 기뻐해야 할지 모르겠어요.</w:t>
+      </w:r>
+    </w:p>
+    <w:p>
+      <w:pPr>
+        <w:pStyle w:val="BodyText"/>
+      </w:pPr>
+      <w:r>
+        <w:t xml:space="preserve">올가: 2차 심사치고는 아주 좋아요. 내 기록은 2차에 지적 열아홉 개예요. 그리고 기한은 영업일 30일이에요.</w:t>
+      </w:r>
+    </w:p>
+    <w:p>
+      <w:pPr>
+        <w:pStyle w:val="BodyText"/>
+      </w:pPr>
+      <w:r>
+        <w:t xml:space="preserve">알렉세이: 영업일 30일이라… 그럼 7월 말이 되겠네요.</w:t>
+      </w:r>
+    </w:p>
+    <w:p>
+      <w:pPr>
+        <w:pStyle w:val="BodyText"/>
+      </w:pPr>
+      <w:r>
+        <w:t xml:space="preserve">이리나: 7월 31일이에요, 벌써 적었어요. 알렉세이, 보고서 1번 항목을 고쳐 주세요.</w:t>
+      </w:r>
+    </w:p>
+    <w:p>
+      <w:pPr>
+        <w:pStyle w:val="BodyText"/>
+      </w:pPr>
+      <w:r>
+        <w:t xml:space="preserve">알렉세이: 씁니다: 「보완 요청 접수: 지적 3건, 기한 7월 31일.」</w:t>
+      </w:r>
+    </w:p>
+    <w:p>
+      <w:pPr>
+        <w:pStyle w:val="BodyText"/>
+      </w:pPr>
+      <w:r>
+        <w:t xml:space="preserve">올가: 좋아요. 형용사 없이, 당황하지도 않고요. 이제 읽어 봐요.</w:t>
       </w:r>
     </w:p>
     <w:bookmarkEnd w:id="33"/>
@@ -3081,255 +3119,255 @@
         <w:pStyle w:val="FirstParagraph"/>
       </w:pPr>
       <w:r>
-        <w:t xml:space="preserve">이리나: 소리 내서 읽어 줘요. 목록에 적을게요. 책임자, 기한, 출처.</w:t>
-      </w:r>
-    </w:p>
-    <w:p>
-      <w:pPr>
-        <w:pStyle w:val="BodyText"/>
-      </w:pPr>
-      <w:r>
-        <w:t xml:space="preserve">올가: 첫째. 멸균 재밸리데이션. 적재량 — 60상자. 공장의 평소 로트 — 120상자.</w:t>
-      </w:r>
-    </w:p>
-    <w:p>
-      <w:pPr>
-        <w:pStyle w:val="BodyText"/>
-      </w:pPr>
-      <w:r>
-        <w:t xml:space="preserve">알렉세이: 그게 무슨 뜻이에요?</w:t>
-      </w:r>
-    </w:p>
-    <w:p>
-      <w:pPr>
-        <w:pStyle w:val="BodyText"/>
-      </w:pPr>
-      <w:r>
-        <w:t xml:space="preserve">올가: 멸균기를 반쯤 빈 상태로 검증했다는 뜻이에요. 그런데 실제로는 가득 채워서 돌리죠. 나자로바가 묻는 거예요: 가득 찬 챔버의 가운데도 가장자리처럼 멸균되느냐? 가득 찬 챔버에선 증기가 더 느리게 퍼져요. 맞는 질문이에요. 불편하지만, 맞는 질문.</w:t>
-      </w:r>
-    </w:p>
-    <w:p>
-      <w:pPr>
-        <w:pStyle w:val="BodyText"/>
-      </w:pPr>
-      <w:r>
-        <w:t xml:space="preserve">이리나: 그럼 사이클을 한 번 더 돌려야 하네요. 가득 채워서. 누가요?</w:t>
-      </w:r>
-    </w:p>
-    <w:p>
-      <w:pPr>
-        <w:pStyle w:val="BodyText"/>
-      </w:pPr>
-      <w:r>
-        <w:t xml:space="preserve">올가: 소희 씨. 공장. 며칠이 아니라 몇 주예요.</w:t>
-      </w:r>
-    </w:p>
-    <w:p>
-      <w:pPr>
-        <w:pStyle w:val="BodyText"/>
-      </w:pPr>
-      <w:r>
-        <w:t xml:space="preserve">알렉세이: 둘째는요?</w:t>
-      </w:r>
-    </w:p>
-    <w:p>
-      <w:pPr>
-        <w:pStyle w:val="BodyText"/>
-      </w:pPr>
-      <w:r>
-        <w:t xml:space="preserve">올가: 둘째. 유효 기간 — 3년. 그런데 새 멸균기로 쌓은 데이터는 몇 개월 치예요?</w:t>
-      </w:r>
-    </w:p>
-    <w:p>
-      <w:pPr>
-        <w:pStyle w:val="BodyText"/>
-      </w:pPr>
-      <w:r>
-        <w:t xml:space="preserve">알렉세이: 멸균기는 3년 전에 바꿨으니까. 그럼 36개월이요?</w:t>
-      </w:r>
-    </w:p>
-    <w:p>
-      <w:pPr>
-        <w:pStyle w:val="BodyText"/>
-      </w:pPr>
-      <w:r>
-        <w:t xml:space="preserve">올가: 그럼 거의 36개월. 새 장비로 만든 첫 로트가 3년 전 7월에 나왔어요. 36개월은 7월 10일이에요. 그다음 분석 — 2주 더.</w:t>
-      </w:r>
-    </w:p>
-    <w:p>
-      <w:pPr>
-        <w:pStyle w:val="BodyText"/>
-      </w:pPr>
-      <w:r>
-        <w:t xml:space="preserve">이리나: 7월 10일 더하기 2주 — 24일. 기한은 31일. 답변에 일주일.</w:t>
-      </w:r>
-    </w:p>
-    <w:p>
-      <w:pPr>
-        <w:pStyle w:val="BodyText"/>
-      </w:pPr>
-      <w:r>
-        <w:t xml:space="preserve">알렉세이: 데이터가 나쁘면요?</w:t>
-      </w:r>
-    </w:p>
-    <w:p>
-      <w:pPr>
-        <w:pStyle w:val="BodyText"/>
-      </w:pPr>
-      <w:r>
-        <w:t xml:space="preserve">올가: 그럼 유효 기간은 36개월이 아니라 30개월. 나중에 변경 신청으로 늘릴 수 있어요.</w:t>
-      </w:r>
-    </w:p>
-    <w:p>
-      <w:pPr>
-        <w:pStyle w:val="BodyText"/>
-      </w:pPr>
-      <w:r>
-        <w:t xml:space="preserve">이리나: 30개월이요? 우리 상자는 작년 여름에 만들었어요. 30개월이면 등록 후 1년 반 만에 만료돼요. 의사들은 남은 기간이 1년 안 되는 제품은 안 사요.</w:t>
-      </w:r>
-    </w:p>
-    <w:p>
-      <w:pPr>
-        <w:pStyle w:val="BodyText"/>
-      </w:pPr>
-      <w:r>
-        <w:t xml:space="preserve">알렉세이: 그럼 3천5백 개를 반년 안에 팔아야 한다는 거네요. 불가능해요.</w:t>
-      </w:r>
-    </w:p>
-    <w:p>
-      <w:pPr>
-        <w:pStyle w:val="BodyText"/>
-      </w:pPr>
-      <w:r>
-        <w:t xml:space="preserve">올가: 그래서 7월 10일을 기다리는 거예요. 30개월로 서두르지 않고.</w:t>
-      </w:r>
-    </w:p>
-    <w:p>
-      <w:pPr>
-        <w:pStyle w:val="BodyText"/>
-      </w:pPr>
-      <w:r>
-        <w:t xml:space="preserve">이리나: 적을게요: 「잔여 유효 기간 — 위험」. 빨간색으로.</w:t>
-      </w:r>
-    </w:p>
-    <w:p>
-      <w:pPr>
-        <w:pStyle w:val="BodyText"/>
-      </w:pPr>
-      <w:r>
-        <w:t xml:space="preserve">알렉세이: 셋째 지적은요?</w:t>
-      </w:r>
-    </w:p>
-    <w:p>
-      <w:pPr>
-        <w:pStyle w:val="BodyText"/>
-      </w:pPr>
-      <w:r>
-        <w:t xml:space="preserve">올가: 셋째는 — 간단해요. 표시 사항. 상자에 위임 대리인 주소가 없어요. 우리 주소. 러시아어로.</w:t>
-      </w:r>
-    </w:p>
-    <w:p>
-      <w:pPr>
-        <w:pStyle w:val="BodyText"/>
-      </w:pPr>
-      <w:r>
-        <w:t xml:space="preserve">알렉세이: 상자는 한국에서 인쇄해요. 3천5백 개는 이미 창고에 있고요.</w:t>
-      </w:r>
-    </w:p>
-    <w:p>
-      <w:pPr>
-        <w:pStyle w:val="BodyText"/>
-      </w:pPr>
-      <w:r>
-        <w:t xml:space="preserve">올가: 그럼 스티커죠. 등록증 받은 뒤, 창고에서, 상자마다. 지금 심사관한텐 스티커 시안만 있으면 돼요.</w:t>
-      </w:r>
-    </w:p>
-    <w:p>
-      <w:pPr>
-        <w:pStyle w:val="BodyText"/>
-      </w:pPr>
-      <w:r>
-        <w:t xml:space="preserve">이리나: 350상자에 스티커. 아니다. 안에 든 주사기마다요?</w:t>
-      </w:r>
-    </w:p>
-    <w:p>
-      <w:pPr>
-        <w:pStyle w:val="BodyText"/>
-      </w:pPr>
-      <w:r>
-        <w:t xml:space="preserve">올가: 2차 포장에요. 주사기 하나하나의 상자. 그러니까 스티커 3천5백 장.</w:t>
-      </w:r>
-    </w:p>
-    <w:p>
-      <w:pPr>
-        <w:pStyle w:val="BodyText"/>
-      </w:pPr>
-      <w:r>
-        <w:t xml:space="preserve">알렉세이: 3천5백 장. 반듯하게. 등록증 번호를 넣어서.</w:t>
-      </w:r>
-    </w:p>
-    <w:p>
-      <w:pPr>
-        <w:pStyle w:val="BodyText"/>
-      </w:pPr>
-      <w:r>
-        <w:t xml:space="preserve">이리나: 반듯하게. 안 그러면 거슬릴 거예요. 판지 얘기할 때 이미 말했죠.</w:t>
-      </w:r>
-    </w:p>
-    <w:p>
-      <w:pPr>
-        <w:pStyle w:val="BodyText"/>
-      </w:pPr>
-      <w:r>
-        <w:t xml:space="preserve">올가: 정리해요. 셋째는 — 우리 몫. 첫째와 둘째는 — 공장. 원주에 전화해요. 지금 거긴 자정이에요.</w:t>
-      </w:r>
-    </w:p>
-    <w:p>
-      <w:pPr>
-        <w:pStyle w:val="BodyText"/>
-      </w:pPr>
-      <w:r>
-        <w:t xml:space="preserve">알렉세이: 자정. 소희 씨가 아직 일하고 있을까요?</w:t>
-      </w:r>
-    </w:p>
-    <w:p>
-      <w:pPr>
-        <w:pStyle w:val="BodyText"/>
-      </w:pPr>
-      <w:r>
-        <w:t xml:space="preserve">올가: 소희 씨는 늘 일하고 있어요. 지적보다 그게 더 걱정이에요.</w:t>
-      </w:r>
-    </w:p>
-    <w:p>
-      <w:pPr>
-        <w:pStyle w:val="BodyText"/>
-      </w:pPr>
-      <w:r>
-        <w:t xml:space="preserve">이리나: 왜요?</w:t>
-      </w:r>
-    </w:p>
-    <w:p>
-      <w:pPr>
-        <w:pStyle w:val="BodyText"/>
-      </w:pPr>
-      <w:r>
-        <w:t xml:space="preserve">올가: 지친 사람은 실수하니까요. 우리는 4월에 그걸 봤어요: 내가 지쳐서 「질문에만 답하자」고 했죠. 지금은 소희 씨가 지쳤어요. 3주 동안 밤을 새우면 — 멸균 기록의 숫자 하나가 뒤바뀔 거예요.</w:t>
-      </w:r>
-    </w:p>
-    <w:p>
-      <w:pPr>
-        <w:pStyle w:val="BodyText"/>
-      </w:pPr>
-      <w:r>
-        <w:t xml:space="preserve">알렉세이: 3주인 건 어떻게 아세요?</w:t>
-      </w:r>
-    </w:p>
-    <w:p>
-      <w:pPr>
-        <w:pStyle w:val="BodyText"/>
-      </w:pPr>
-      <w:r>
-        <w:t xml:space="preserve">올가: 메일 보낸 시각으로요. 마지막 건 — 거기 시간으로 새벽 3시였어요.</w:t>
+        <w:t xml:space="preserve">이리나: 소리 내서 읽어 주세요. 전 목록에 책임자, 기한, 출처를 적을게요.</w:t>
+      </w:r>
+    </w:p>
+    <w:p>
+      <w:pPr>
+        <w:pStyle w:val="BodyText"/>
+      </w:pPr>
+      <w:r>
+        <w:t xml:space="preserve">올가: 첫째, 멸균 재밸리데이션. 적재량이 60상자였는데, 공장의 보통 배치는 120상자예요.</w:t>
+      </w:r>
+    </w:p>
+    <w:p>
+      <w:pPr>
+        <w:pStyle w:val="BodyText"/>
+      </w:pPr>
+      <w:r>
+        <w:t xml:space="preserve">알렉세이: 그게 실제로 무슨 뜻이에요? 심각한 문제예요?</w:t>
+      </w:r>
+    </w:p>
+    <w:p>
+      <w:pPr>
+        <w:pStyle w:val="BodyText"/>
+      </w:pPr>
+      <w:r>
+        <w:t xml:space="preserve">올가: 멸균기를 반쯤 빈 상태로 검증했는데, 실제론 꽉 채워서 돌린다는 뜻이에요. 나자로바는 꽉 찬 챔버의 가운데도 가장자리처럼 멸균되는지 묻는 거예요. 꽉 찬 챔버에선 증기가 더 천천히 퍼지거든요. 맞는 질문이에요. 불편하지만 맞는 질문.</w:t>
+      </w:r>
+    </w:p>
+    <w:p>
+      <w:pPr>
+        <w:pStyle w:val="BodyText"/>
+      </w:pPr>
+      <w:r>
+        <w:t xml:space="preserve">이리나: 그럼 가득 적재로 한 번 더 돌려야겠네요. 그건 누가 해요?</w:t>
+      </w:r>
+    </w:p>
+    <w:p>
+      <w:pPr>
+        <w:pStyle w:val="BodyText"/>
+      </w:pPr>
+      <w:r>
+        <w:t xml:space="preserve">올가: 소희 씨와 공장이요. 그리고 며칠이 아니라 몇 주 걸릴 거예요.</w:t>
+      </w:r>
+    </w:p>
+    <w:p>
+      <w:pPr>
+        <w:pStyle w:val="BodyText"/>
+      </w:pPr>
+      <w:r>
+        <w:t xml:space="preserve">알렉세이: 알겠어요. 두 번째 지적은 뭐예요?</w:t>
+      </w:r>
+    </w:p>
+    <w:p>
+      <w:pPr>
+        <w:pStyle w:val="BodyText"/>
+      </w:pPr>
+      <w:r>
+        <w:t xml:space="preserve">올가: 둘째, 유효기간은 3년이에요. 그런데 새 멸균기로 만든 데이터는 몇 개월 치가 있어요?</w:t>
+      </w:r>
+    </w:p>
+    <w:p>
+      <w:pPr>
+        <w:pStyle w:val="BodyText"/>
+      </w:pPr>
+      <w:r>
+        <w:t xml:space="preserve">알렉세이: 멸균기는 3년 전에 바꿨어요. 그럼 36개월이요?</w:t>
+      </w:r>
+    </w:p>
+    <w:p>
+      <w:pPr>
+        <w:pStyle w:val="BodyText"/>
+      </w:pPr>
+      <w:r>
+        <w:t xml:space="preserve">올가: 거의 36개월이에요. 새 장비의 첫 배치를 3년 전 7월에 만들었으니 7월 10일에 36개월이 돼요. 그다음 분석이 2주 더 걸리고, 그제야 결과가 나와요.</w:t>
+      </w:r>
+    </w:p>
+    <w:p>
+      <w:pPr>
+        <w:pStyle w:val="BodyText"/>
+      </w:pPr>
+      <w:r>
+        <w:t xml:space="preserve">이리나: 7월 10일에 2주를 더하면 24일, 기한은 31일. 답변할 시간이 일주일 남아요.</w:t>
+      </w:r>
+    </w:p>
+    <w:p>
+      <w:pPr>
+        <w:pStyle w:val="BodyText"/>
+      </w:pPr>
+      <w:r>
+        <w:t xml:space="preserve">알렉세이: 데이터가 나쁘게 나오면 어떻게 돼요?</w:t>
+      </w:r>
+    </w:p>
+    <w:p>
+      <w:pPr>
+        <w:pStyle w:val="BodyText"/>
+      </w:pPr>
+      <w:r>
+        <w:t xml:space="preserve">올가: 그럼 유효기간이 36개월이 아니라 30개월이 돼요. 나중에 변경 신청으로 늘릴 수 있어요.</w:t>
+      </w:r>
+    </w:p>
+    <w:p>
+      <w:pPr>
+        <w:pStyle w:val="BodyText"/>
+      </w:pPr>
+      <w:r>
+        <w:t xml:space="preserve">이리나: 30개월이요? 우리 상자는 작년 여름에 만들어졌어요. 30개월이면 등록 후 1년 반 만에 만료돼요. 그런데 의사들은 남은 기간이 1년 미만인 제품은 안 사요. 그건 확실히 알아요.</w:t>
+      </w:r>
+    </w:p>
+    <w:p>
+      <w:pPr>
+        <w:pStyle w:val="BodyText"/>
+      </w:pPr>
+      <w:r>
+        <w:t xml:space="preserve">알렉세이: 그럼 3,500개를 팔 시간이 반년밖에 없다는 거네요. 그건 불가능해요.</w:t>
+      </w:r>
+    </w:p>
+    <w:p>
+      <w:pPr>
+        <w:pStyle w:val="BodyText"/>
+      </w:pPr>
+      <w:r>
+        <w:t xml:space="preserve">올가: 그래서 7월 10일을 기다리고, 30개월에 서둘러 동의하지 않는 거예요.</w:t>
+      </w:r>
+    </w:p>
+    <w:p>
+      <w:pPr>
+        <w:pStyle w:val="BodyText"/>
+      </w:pPr>
+      <w:r>
+        <w:t xml:space="preserve">이리나: 적을게요: 「잔여 유효 기간 — 위험.」 빨간색으로 표시하고요.</w:t>
+      </w:r>
+    </w:p>
+    <w:p>
+      <w:pPr>
+        <w:pStyle w:val="BodyText"/>
+      </w:pPr>
+      <w:r>
+        <w:t xml:space="preserve">알렉세이: 세 번째 지적은요? 그건 좀 간단하길 바라요.</w:t>
+      </w:r>
+    </w:p>
+    <w:p>
+      <w:pPr>
+        <w:pStyle w:val="BodyText"/>
+      </w:pPr>
+      <w:r>
+        <w:t xml:space="preserve">올가: 셋째는 간단해요. 표시 사항. 상자에 공식 대리인 주소, 그러니까 러시아어로 된 우리 주소가 없어요.</w:t>
+      </w:r>
+    </w:p>
+    <w:p>
+      <w:pPr>
+        <w:pStyle w:val="BodyText"/>
+      </w:pPr>
+      <w:r>
+        <w:t xml:space="preserve">알렉세이: 하지만 상자는 한국에서 인쇄하고, 3,500개가 이미 창고에 있어요.</w:t>
+      </w:r>
+    </w:p>
+    <w:p>
+      <w:pPr>
+        <w:pStyle w:val="BodyText"/>
+      </w:pPr>
+      <w:r>
+        <w:t xml:space="preserve">올가: 그럼 스티커를 붙여요. 등록증이 나오면 창고에서 상자마다요. 지금 심사관에게 필요한 건 스티커 시안뿐이에요.</w:t>
+      </w:r>
+    </w:p>
+    <w:p>
+      <w:pPr>
+        <w:pStyle w:val="BodyText"/>
+      </w:pPr>
+      <w:r>
+        <w:t xml:space="preserve">이리나: 350상자에 스티커라… 아니, 잠깐만요. 안에 든 주사기마다요?</w:t>
+      </w:r>
+    </w:p>
+    <w:p>
+      <w:pPr>
+        <w:pStyle w:val="BodyText"/>
+      </w:pPr>
+      <w:r>
+        <w:t xml:space="preserve">올가: 2차 포장, 즉 주사기 상자에요. 그러니까 스티커 3,500장이에요.</w:t>
+      </w:r>
+    </w:p>
+    <w:p>
+      <w:pPr>
+        <w:pStyle w:val="BodyText"/>
+      </w:pPr>
+      <w:r>
+        <w:t xml:space="preserve">알렉세이: 정확히 3,500장, 전부 등록증 번호를 넣어서요.</w:t>
+      </w:r>
+    </w:p>
+    <w:p>
+      <w:pPr>
+        <w:pStyle w:val="BodyText"/>
+      </w:pPr>
+      <w:r>
+        <w:t xml:space="preserve">이리나: 정확히요. 안 그러면 제가 짜증 날 거예요. 판지 얘기 때도 말씀드렸죠.</w:t>
+      </w:r>
+    </w:p>
+    <w:p>
+      <w:pPr>
+        <w:pStyle w:val="BodyText"/>
+      </w:pPr>
+      <w:r>
+        <w:t xml:space="preserve">올가: 자, 셋째 지적은 우리 몫이고, 첫째와 둘째는 공장 몫이에요. 원주에 전화해요. 거긴 지금 자정이지만요.</w:t>
+      </w:r>
+    </w:p>
+    <w:p>
+      <w:pPr>
+        <w:pStyle w:val="BodyText"/>
+      </w:pPr>
+      <w:r>
+        <w:t xml:space="preserve">알렉세이: 자정이요? 소희 씨가 그 시간까지 일하고 있을까요?</w:t>
+      </w:r>
+    </w:p>
+    <w:p>
+      <w:pPr>
+        <w:pStyle w:val="BodyText"/>
+      </w:pPr>
+      <w:r>
+        <w:t xml:space="preserve">올가: 소희 씨는 늘 일하고 있어요. 그게 지적보다 더 걱정돼요.</w:t>
+      </w:r>
+    </w:p>
+    <w:p>
+      <w:pPr>
+        <w:pStyle w:val="BodyText"/>
+      </w:pPr>
+      <w:r>
+        <w:t xml:space="preserve">이리나: 그게 왜 그렇게 걱정되세요, 올가 페트로브나?</w:t>
+      </w:r>
+    </w:p>
+    <w:p>
+      <w:pPr>
+        <w:pStyle w:val="BodyText"/>
+      </w:pPr>
+      <w:r>
+        <w:t xml:space="preserve">올가: 지친 사람은 실수하니까요. 4월에 봤잖아요. 내가 지쳐서 「질문에만 답하자」고 했죠. 지금은 소희 씨가 지쳐 있어요. 3주 동안 밤샘이면 멸균 프로토콜의 숫자 하나가 반드시 뒤바뀔 거예요.</w:t>
+      </w:r>
+    </w:p>
+    <w:p>
+      <w:pPr>
+        <w:pStyle w:val="BodyText"/>
+      </w:pPr>
+      <w:r>
+        <w:t xml:space="preserve">알렉세이: 벌써 3주째인 건 어떻게 아세요?</w:t>
+      </w:r>
+    </w:p>
+    <w:p>
+      <w:pPr>
+        <w:pStyle w:val="BodyText"/>
+      </w:pPr>
+      <w:r>
+        <w:t xml:space="preserve">올가: 메일 보낸 시각으로요. 마지막 건 거기 시간으로 새벽 3시였어요.</w:t>
       </w:r>
     </w:p>
     <w:p>
@@ -3345,15 +3383,15 @@
         <w:pStyle w:val="BodyText"/>
       </w:pPr>
       <w:r>
-        <w:t xml:space="preserve">알렉세이: 그럼 무슨 얘기요?</w:t>
-      </w:r>
-    </w:p>
-    <w:p>
-      <w:pPr>
-        <w:pStyle w:val="BodyText"/>
-      </w:pPr>
-      <w:r>
-        <w:t xml:space="preserve">이리나: 잠 얘기요. 그것도 자원이에요. 그것도 계산해야 해요.</w:t>
+        <w:t xml:space="preserve">알렉세이: 그럼 그분이랑 또 무슨 얘기를 해요?</w:t>
+      </w:r>
+    </w:p>
+    <w:p>
+      <w:pPr>
+        <w:pStyle w:val="BodyText"/>
+      </w:pPr>
+      <w:r>
+        <w:t xml:space="preserve">이리나: 잠 얘기요. 그것도 자원이고, 그것도 계산해야 해요.</w:t>
       </w:r>
     </w:p>
     <w:bookmarkEnd w:id="34"/>
@@ -3371,239 +3409,239 @@
         <w:pStyle w:val="FirstParagraph"/>
       </w:pPr>
       <w:r>
-        <w:t xml:space="preserve">도윤: 료샤, 자정이야. 우린 아직 실험실이야. 소희 씨는 벌써 편지를 읽었어. 세 개 다.</w:t>
-      </w:r>
-    </w:p>
-    <w:p>
-      <w:pPr>
-        <w:pStyle w:val="BodyText"/>
-      </w:pPr>
-      <w:r>
-        <w:t xml:space="preserve">소희: 읽었어요. 첫째 — 가득 적재. 할게요. 둘째 — 7월 10일. 셋째 — 그쪽 몫.</w:t>
-      </w:r>
-    </w:p>
-    <w:p>
-      <w:pPr>
-        <w:pStyle w:val="BodyText"/>
-      </w:pPr>
-      <w:r>
-        <w:t xml:space="preserve">올가: 정 팀장님, 우리보다 빨리 읽으셨네요. 몇 시간 자요?</w:t>
-      </w:r>
-    </w:p>
-    <w:p>
-      <w:pPr>
-        <w:pStyle w:val="BodyText"/>
-      </w:pPr>
-      <w:r>
-        <w:t xml:space="preserve">소희: 충분히요.</w:t>
-      </w:r>
-    </w:p>
-    <w:p>
-      <w:pPr>
-        <w:pStyle w:val="BodyText"/>
-      </w:pPr>
-      <w:r>
-        <w:t xml:space="preserve">도윤: 거짓말. 새벽 2시에 퇴근하고, 7시에 출근해요. 3주 연속.</w:t>
-      </w:r>
-    </w:p>
-    <w:p>
-      <w:pPr>
-        <w:pStyle w:val="BodyText"/>
-      </w:pPr>
-      <w:r>
-        <w:t xml:space="preserve">소희: 도윤 씨. 그건 통역하지 마요.</w:t>
-      </w:r>
-    </w:p>
-    <w:p>
-      <w:pPr>
-        <w:pStyle w:val="BodyText"/>
-      </w:pPr>
-      <w:r>
-        <w:t xml:space="preserve">도윤: 통역 안 해요. 제가 직접 말하는 거예요. 러시아어로. 다른 거죠.</w:t>
-      </w:r>
-    </w:p>
-    <w:p>
-      <w:pPr>
-        <w:pStyle w:val="BodyText"/>
-      </w:pPr>
-      <w:r>
-        <w:t xml:space="preserve">알렉세이: 소희 씨, 가득 적재는 얼마나 걸려요?</w:t>
-      </w:r>
-    </w:p>
-    <w:p>
-      <w:pPr>
-        <w:pStyle w:val="BodyText"/>
-      </w:pPr>
-      <w:r>
-        <w:t xml:space="preserve">소희: 사이클은 하루. 그런데 생산을 멈춰야 해요. 이틀. 생산 부장이 「안 된다」고 해요.</w:t>
-      </w:r>
-    </w:p>
-    <w:p>
-      <w:pPr>
-        <w:pStyle w:val="BodyText"/>
-      </w:pPr>
-      <w:r>
-        <w:t xml:space="preserve">알렉세이: 왜 안 돼요?</w:t>
-      </w:r>
-    </w:p>
-    <w:p>
-      <w:pPr>
-        <w:pStyle w:val="BodyText"/>
-      </w:pPr>
-      <w:r>
-        <w:t xml:space="preserve">도윤: 유럽 주문. 주사기 1만 2천 개. 기한은 6월 말. 라인을 멈추면 유럽이 기다려야 해. 유럽은 세진 매출의 80퍼센트야. 러시아는 아직 0. 생산 부장 말이 맞고, 그게 제일 불편한 거지.</w:t>
-      </w:r>
-    </w:p>
-    <w:p>
-      <w:pPr>
-        <w:pStyle w:val="BodyText"/>
-      </w:pPr>
-      <w:r>
-        <w:t xml:space="preserve">이리나: 유럽 주문 끝나면요? 7월에는요?</w:t>
-      </w:r>
-    </w:p>
-    <w:p>
-      <w:pPr>
-        <w:pStyle w:val="BodyText"/>
-      </w:pPr>
-      <w:r>
-        <w:t xml:space="preserve">소희: 7월엔 — 돼요. 첫째 주. 그다음 보고서. 2주.</w:t>
-      </w:r>
-    </w:p>
-    <w:p>
-      <w:pPr>
-        <w:pStyle w:val="BodyText"/>
-      </w:pPr>
-      <w:r>
-        <w:t xml:space="preserve">이리나: 7월 첫째 주 더하기 2주 — 21일. 맞출 수 있어요. 빠듯하게.</w:t>
-      </w:r>
-    </w:p>
-    <w:p>
-      <w:pPr>
-        <w:pStyle w:val="BodyText"/>
-      </w:pPr>
-      <w:r>
-        <w:t xml:space="preserve">올가: 빠듯한 건 괜찮아요. 빠듯한 건 「늦은」 게 아니에요.</w:t>
-      </w:r>
-    </w:p>
-    <w:p>
-      <w:pPr>
-        <w:pStyle w:val="BodyText"/>
-      </w:pPr>
-      <w:r>
-        <w:t xml:space="preserve">알렉세이: 소희 씨, 분석 두 개를 동시에 누가 해요? 안정성하고 멸균?</w:t>
-      </w:r>
-    </w:p>
-    <w:p>
-      <w:pPr>
-        <w:pStyle w:val="BodyText"/>
-      </w:pPr>
-      <w:r>
-        <w:t xml:space="preserve">소희: 저요.</w:t>
-      </w:r>
-    </w:p>
-    <w:p>
-      <w:pPr>
-        <w:pStyle w:val="BodyText"/>
-      </w:pPr>
-      <w:r>
-        <w:t xml:space="preserve">올가: 혼자요?</w:t>
-      </w:r>
-    </w:p>
-    <w:p>
-      <w:pPr>
-        <w:pStyle w:val="BodyText"/>
-      </w:pPr>
-      <w:r>
-        <w:t xml:space="preserve">소희: 팀은 네 명. 그런데 서명은 — 제 거. 전부 읽는 것도 — 저.</w:t>
-      </w:r>
-    </w:p>
-    <w:p>
-      <w:pPr>
-        <w:pStyle w:val="BodyText"/>
-      </w:pPr>
-      <w:r>
-        <w:t xml:space="preserve">올가: 정 팀장님, 난 20년 동안 밤에 읽은 걸 서명해 왔어요. 새벽 3시에 내가 얼마나 많은 실수를 놓쳤는지 알아요. 새벽 3시의 서명은 당신 서명이 아니에요. 당신 피로의 서명이에요.</w:t>
-      </w:r>
-    </w:p>
-    <w:p>
-      <w:pPr>
-        <w:pStyle w:val="BodyText"/>
-      </w:pPr>
-      <w:r>
-        <w:t xml:space="preserve">소희: 알아요. 그런데 등록증도 제 서명이에요. 그걸 보고 싶어요.</w:t>
-      </w:r>
-    </w:p>
-    <w:p>
-      <w:pPr>
-        <w:pStyle w:val="BodyText"/>
-      </w:pPr>
-      <w:r>
-        <w:t xml:space="preserve">알렉세이: 우리 모두 그래요. 하지만 당신을 대가로 하고 싶진 않아요.</w:t>
-      </w:r>
-    </w:p>
-    <w:p>
-      <w:pPr>
-        <w:pStyle w:val="BodyText"/>
-      </w:pPr>
-      <w:r>
-        <w:t xml:space="preserve">소희: 고마워요. 가 봐야 해요. 적재 보고서. 안녕히 계세요.</w:t>
-      </w:r>
-    </w:p>
-    <w:p>
-      <w:pPr>
-        <w:pStyle w:val="BodyText"/>
-      </w:pPr>
-      <w:r>
-        <w:t xml:space="preserve">도윤: 갔어. 료샤, 그 사람이 안 할 말을 내가 해도 될까?</w:t>
-      </w:r>
-    </w:p>
-    <w:p>
-      <w:pPr>
-        <w:pStyle w:val="BodyText"/>
-      </w:pPr>
-      <w:r>
-        <w:t xml:space="preserve">알렉세이: 해.</w:t>
-      </w:r>
-    </w:p>
-    <w:p>
-      <w:pPr>
-        <w:pStyle w:val="BodyText"/>
-      </w:pPr>
-      <w:r>
-        <w:t xml:space="preserve">도윤: 소희 씨한테 딸이 있어. 열네 살. 어제 소희 씨가 냉장고 사진을 보여 줬어. 거기 딸 쪽지가 있었어: 「엄마, 언제 와?」 보여 주면서 웃었어. 그런데 나쁜 웃음이었어. 나 그 웃음 알아.</w:t>
-      </w:r>
-    </w:p>
-    <w:p>
-      <w:pPr>
-        <w:pStyle w:val="BodyText"/>
-      </w:pPr>
-      <w:r>
-        <w:t xml:space="preserve">올가: 도윤, 대표님은 아세요?</w:t>
-      </w:r>
-    </w:p>
-    <w:p>
-      <w:pPr>
-        <w:pStyle w:val="BodyText"/>
-      </w:pPr>
-      <w:r>
-        <w:t xml:space="preserve">도윤: 모르겠어요. 대표님은 7시에 오셔서 9시에 가세요. 소희 씨는 그 뒤에 남고요.</w:t>
-      </w:r>
-    </w:p>
-    <w:p>
-      <w:pPr>
-        <w:pStyle w:val="BodyText"/>
-      </w:pPr>
-      <w:r>
-        <w:t xml:space="preserve">알렉세이: 그럼 말씀드려. 불만처럼 말고. 위험으로. 이리나가 가르쳐 줬어: 잠은 자원이라고.</w:t>
-      </w:r>
-    </w:p>
-    <w:p>
-      <w:pPr>
-        <w:pStyle w:val="BodyText"/>
-      </w:pPr>
-      <w:r>
-        <w:t xml:space="preserve">도윤: 말할게. 내일. 대표님한테 위험 얘기는 해도 돼. 잠 얘기는 — 안 돼. 위험은 — 돼.</w:t>
+        <w:t xml:space="preserve">도윤: 료샤, 여긴 자정인데 우린 아직 실험실이야. 소희 씨가 벌써 메일을 읽었어, 지적 세 개 전부.</w:t>
+      </w:r>
+    </w:p>
+    <w:p>
+      <w:pPr>
+        <w:pStyle w:val="BodyText"/>
+      </w:pPr>
+      <w:r>
+        <w:t xml:space="preserve">소희: 네, 읽었어요. 첫째는 가득 적재, 제가 할게요. 둘째는 7월 10일. 셋째는 여러분 몫이에요.</w:t>
+      </w:r>
+    </w:p>
+    <w:p>
+      <w:pPr>
+        <w:pStyle w:val="BodyText"/>
+      </w:pPr>
+      <w:r>
+        <w:t xml:space="preserve">올가: 정 팀장님, 우리보다 빨리 읽었네요. 요즘 잠은 얼마나 자요?</w:t>
+      </w:r>
+    </w:p>
+    <w:p>
+      <w:pPr>
+        <w:pStyle w:val="BodyText"/>
+      </w:pPr>
+      <w:r>
+        <w:t xml:space="preserve">소희: 충분히요. 걱정하지 마세요.</w:t>
+      </w:r>
+    </w:p>
+    <w:p>
+      <w:pPr>
+        <w:pStyle w:val="BodyText"/>
+      </w:pPr>
+      <w:r>
+        <w:t xml:space="preserve">도윤: 거짓말이에요. 새벽 2시에 퇴근해서 아침 7시에 출근해요. 벌써 3주 연속이에요.</w:t>
+      </w:r>
+    </w:p>
+    <w:p>
+      <w:pPr>
+        <w:pStyle w:val="BodyText"/>
+      </w:pPr>
+      <w:r>
+        <w:t xml:space="preserve">소희: 도윤, 제발 그건 통역하지 마.</w:t>
+      </w:r>
+    </w:p>
+    <w:p>
+      <w:pPr>
+        <w:pStyle w:val="BodyText"/>
+      </w:pPr>
+      <w:r>
+        <w:t xml:space="preserve">도윤: 통역하는 거 아니에요. 제가 러시아어로 직접 말하는 거예요. 그건 다른 거예요.</w:t>
+      </w:r>
+    </w:p>
+    <w:p>
+      <w:pPr>
+        <w:pStyle w:val="BodyText"/>
+      </w:pPr>
+      <w:r>
+        <w:t xml:space="preserve">알렉세이: 소희 씨, 가득 적재는 시간이 얼마나 걸려요?</w:t>
+      </w:r>
+    </w:p>
+    <w:p>
+      <w:pPr>
+        <w:pStyle w:val="BodyText"/>
+      </w:pPr>
+      <w:r>
+        <w:t xml:space="preserve">소희: 사이클 자체는 하루인데, 생산을 이틀 멈춰야 해요. 그런데 생산 부장이 「안 된다」고 해요.</w:t>
+      </w:r>
+    </w:p>
+    <w:p>
+      <w:pPr>
+        <w:pStyle w:val="BodyText"/>
+      </w:pPr>
+      <w:r>
+        <w:t xml:space="preserve">알렉세이: 왜 안 된다고 해요? 등록에 중요한 일인데요.</w:t>
+      </w:r>
+    </w:p>
+    <w:p>
+      <w:pPr>
+        <w:pStyle w:val="BodyText"/>
+      </w:pPr>
+      <w:r>
+        <w:t xml:space="preserve">도윤: 유럽 주문 때문이에요. 주사기 1만 2천 개, 기한은 6월 말. 라인을 멈추면 유럽이 기다려야 해요. 유럽은 서울 매출의 80퍼센트고, 러시아는 아직 0이에요. 생산 부장 말이 맞아요. 그게 제일 불편한 점이에요.</w:t>
+      </w:r>
+    </w:p>
+    <w:p>
+      <w:pPr>
+        <w:pStyle w:val="BodyText"/>
+      </w:pPr>
+      <w:r>
+        <w:t xml:space="preserve">이리나: 유럽 주문이 끝난 다음은요? 예를 들어 7월에는요?</w:t>
+      </w:r>
+    </w:p>
+    <w:p>
+      <w:pPr>
+        <w:pStyle w:val="BodyText"/>
+      </w:pPr>
+      <w:r>
+        <w:t xml:space="preserve">소희: 7월엔 돼요, 첫째 주에요. 그다음 보고서에 2주 걸려요.</w:t>
+      </w:r>
+    </w:p>
+    <w:p>
+      <w:pPr>
+        <w:pStyle w:val="BodyText"/>
+      </w:pPr>
+      <w:r>
+        <w:t xml:space="preserve">이리나: 7월 첫째 주에 2주를 더하면 21일. 맞출 수 있어요, 빠듯하지만요.</w:t>
+      </w:r>
+    </w:p>
+    <w:p>
+      <w:pPr>
+        <w:pStyle w:val="BodyText"/>
+      </w:pPr>
+      <w:r>
+        <w:t xml:space="preserve">올가: 빠듯한 건 괜찮아요. 빠듯한 건 아직 「늦은」 게 아니에요.</w:t>
+      </w:r>
+    </w:p>
+    <w:p>
+      <w:pPr>
+        <w:pStyle w:val="BodyText"/>
+      </w:pPr>
+      <w:r>
+        <w:t xml:space="preserve">알렉세이: 소희 씨, 안정성과 멸균, 두 분석을 동시에 누가 해요?</w:t>
+      </w:r>
+    </w:p>
+    <w:p>
+      <w:pPr>
+        <w:pStyle w:val="BodyText"/>
+      </w:pPr>
+      <w:r>
+        <w:t xml:space="preserve">소희: 제가 둘 다 해요. 할 사람이 없어요.</w:t>
+      </w:r>
+    </w:p>
+    <w:p>
+      <w:pPr>
+        <w:pStyle w:val="BodyText"/>
+      </w:pPr>
+      <w:r>
+        <w:t xml:space="preserve">올가: 혼자서요? 정말 혼자예요, 정 팀장님?</w:t>
+      </w:r>
+    </w:p>
+    <w:p>
+      <w:pPr>
+        <w:pStyle w:val="BodyText"/>
+      </w:pPr>
+      <w:r>
+        <w:t xml:space="preserve">소희: 팀은 네 명이에요. 하지만 서명은 제가 하니까, 전부 읽어야 하는 것도 저예요.</w:t>
+      </w:r>
+    </w:p>
+    <w:p>
+      <w:pPr>
+        <w:pStyle w:val="BodyText"/>
+      </w:pPr>
+      <w:r>
+        <w:t xml:space="preserve">올가: 정 팀장님, 난 20년 동안 밤에 읽은 걸 서명해 왔어요. 새벽 3시에 내가 실수를 얼마나 놓쳤는지 알아요. 새벽 3시의 서명은 당신 서명이 아니에요. 그건 당신 피로의 서명이고, 심사관은 언젠가 그걸 알아볼 거예요.</w:t>
+      </w:r>
+    </w:p>
+    <w:p>
+      <w:pPr>
+        <w:pStyle w:val="BodyText"/>
+      </w:pPr>
+      <w:r>
+        <w:t xml:space="preserve">소희: 알아요. 하지만 등록증도 제 서명이에요. 정말 보고 싶어요.</w:t>
+      </w:r>
+    </w:p>
+    <w:p>
+      <w:pPr>
+        <w:pStyle w:val="BodyText"/>
+      </w:pPr>
+      <w:r>
+        <w:t xml:space="preserve">알렉세이: 우리 모두 보고 싶어요. 하지만 당신을 대가로 하진 않아요.</w:t>
+      </w:r>
+    </w:p>
+    <w:p>
+      <w:pPr>
+        <w:pStyle w:val="BodyText"/>
+      </w:pPr>
+      <w:r>
+        <w:t xml:space="preserve">소희: 고마워요. 하지만 이제 가야 해요. 적재 보고서가 있어요. 안녕히 계세요.</w:t>
+      </w:r>
+    </w:p>
+    <w:p>
+      <w:pPr>
+        <w:pStyle w:val="BodyText"/>
+      </w:pPr>
+      <w:r>
+        <w:t xml:space="preserve">도윤: 나갔어. 료샤, 그 사람이 절대 말하지 않을 걸 내가 말해도 될까?</w:t>
+      </w:r>
+    </w:p>
+    <w:p>
+      <w:pPr>
+        <w:pStyle w:val="BodyText"/>
+      </w:pPr>
+      <w:r>
+        <w:t xml:space="preserve">알렉세이: 물론이지, 말해. 알고 싶어.</w:t>
+      </w:r>
+    </w:p>
+    <w:p>
+      <w:pPr>
+        <w:pStyle w:val="BodyText"/>
+      </w:pPr>
+      <w:r>
+        <w:t xml:space="preserve">도윤: 소희 씨한테 열네 살 딸이 있어. 어제 냉장고 사진을 보여 줬는데, 딸이 쓴 쪽지가 붙어 있었어. 「엄마, 언제 와?」 보여 주면서 웃었는데, 안 좋은 웃음이었어. 난 그 웃음 잘 알아.</w:t>
+      </w:r>
+    </w:p>
+    <w:p>
+      <w:pPr>
+        <w:pStyle w:val="BodyText"/>
+      </w:pPr>
+      <w:r>
+        <w:t xml:space="preserve">올가: 도윤, 대표님은 그걸 아세요?</w:t>
+      </w:r>
+    </w:p>
+    <w:p>
+      <w:pPr>
+        <w:pStyle w:val="BodyText"/>
+      </w:pPr>
+      <w:r>
+        <w:t xml:space="preserve">도윤: 모르겠어요. 대표님은 7시에 오셔서 9시에 퇴근하시는데, 소희 씨는 그 뒤에도 남아 있어요.</w:t>
+      </w:r>
+    </w:p>
+    <w:p>
+      <w:pPr>
+        <w:pStyle w:val="BodyText"/>
+      </w:pPr>
+      <w:r>
+        <w:t xml:space="preserve">알렉세이: 그럼 대표님께 말씀드려. 불평이 아니라 위험으로. 이리나가 가르쳐 줬어. 잠은 자원이라고.</w:t>
+      </w:r>
+    </w:p>
+    <w:p>
+      <w:pPr>
+        <w:pStyle w:val="BodyText"/>
+      </w:pPr>
+      <w:r>
+        <w:t xml:space="preserve">도윤: 내일 말씀드릴게. 대표님께 잠 얘기는 못 하지만, 위험 얘기는 할 수 있거든.</w:t>
       </w:r>
     </w:p>
     <w:bookmarkEnd w:id="35"/>
@@ -3621,199 +3659,199 @@
         <w:pStyle w:val="FirstParagraph"/>
       </w:pPr>
       <w:r>
-        <w:t xml:space="preserve">소희: 안녕하세요. 여긴 저녁 8시예요. 집이에요. 딸이 옆에 있어요. 괜찮아요?</w:t>
-      </w:r>
-    </w:p>
-    <w:p>
-      <w:pPr>
-        <w:pStyle w:val="BodyText"/>
-      </w:pPr>
-      <w:r>
-        <w:t xml:space="preserve">올가: 괜찮아요, 정 팀장님. 집에 계신 걸 보니 반가워요. 그것만으로도 좋은 소식이에요.</w:t>
-      </w:r>
-    </w:p>
-    <w:p>
-      <w:pPr>
-        <w:pStyle w:val="BodyText"/>
-      </w:pPr>
-      <w:r>
-        <w:t xml:space="preserve">소희: 더 있어요. 36개월. 새 멸균기 첫 로트. 모든 항목 — 기준 안.</w:t>
-      </w:r>
-    </w:p>
-    <w:p>
-      <w:pPr>
-        <w:pStyle w:val="BodyText"/>
-      </w:pPr>
-      <w:r>
-        <w:t xml:space="preserve">이리나: 전부요? 점도, 무균, 내독소?</w:t>
-      </w:r>
-    </w:p>
-    <w:p>
-      <w:pPr>
-        <w:pStyle w:val="BodyText"/>
-      </w:pPr>
-      <w:r>
-        <w:t xml:space="preserve">소희: 전부요. 표는 메일에. 러시아어로. 알리나 씨가 아침에 확인했어요.</w:t>
-      </w:r>
-    </w:p>
-    <w:p>
-      <w:pPr>
-        <w:pStyle w:val="BodyText"/>
-      </w:pPr>
-      <w:r>
-        <w:t xml:space="preserve">알렉세이: 가득 적재는요?</w:t>
-      </w:r>
-    </w:p>
-    <w:p>
-      <w:pPr>
-        <w:pStyle w:val="BodyText"/>
-      </w:pPr>
-      <w:r>
-        <w:t xml:space="preserve">소희: 120상자. 챔버 가운데 — 무균. 지표 전부. 보고서도 메일에 있어요.</w:t>
-      </w:r>
-    </w:p>
-    <w:p>
-      <w:pPr>
-        <w:pStyle w:val="BodyText"/>
-      </w:pPr>
-      <w:r>
-        <w:t xml:space="preserve">올가: 그럼 유효 기간은 — 36개월. 창고는 살았어요. 이리나, 빨간 줄 지워요.</w:t>
-      </w:r>
-    </w:p>
-    <w:p>
-      <w:pPr>
-        <w:pStyle w:val="BodyText"/>
-      </w:pPr>
-      <w:r>
-        <w:t xml:space="preserve">이리나: 지울게요. 기꺼이. 한 달 만에 처음이에요.</w:t>
-      </w:r>
-    </w:p>
-    <w:p>
-      <w:pPr>
-        <w:pStyle w:val="BodyText"/>
-      </w:pPr>
-      <w:r>
-        <w:t xml:space="preserve">알렉세이: 소희 씨, 어떻게 맞췄어요? 집에 가셨잖아요.</w:t>
-      </w:r>
-    </w:p>
-    <w:p>
-      <w:pPr>
-        <w:pStyle w:val="BodyText"/>
-      </w:pPr>
-      <w:r>
-        <w:t xml:space="preserve">소희: 대표님이요. 도윤 씨가 얘기할 거예요. 부끄러워요.</w:t>
-      </w:r>
-    </w:p>
-    <w:p>
-      <w:pPr>
-        <w:pStyle w:val="BodyText"/>
-      </w:pPr>
-      <w:r>
-        <w:t xml:space="preserve">도윤: 나 여기 있어, 화면 구석에. 나도 소희 씨 집이야. 딸이 우리한테 라면 끓여 주고 있어.</w:t>
-      </w:r>
-    </w:p>
-    <w:p>
-      <w:pPr>
-        <w:pStyle w:val="BodyText"/>
-      </w:pPr>
-      <w:r>
-        <w:t xml:space="preserve">알렉세이: 얘기해 봐, 도윤.</w:t>
-      </w:r>
-    </w:p>
-    <w:p>
-      <w:pPr>
-        <w:pStyle w:val="BodyText"/>
-      </w:pPr>
-      <w:r>
-        <w:t xml:space="preserve">도윤: 대표님한테 위험 얘기를 했어. 아무 대답도 안 하셨어. 그런데 밤 11시에 실험실에 오셔서 불을 끄고 소희 씨한테 말씀하셨어: 「서류는 밤에 늙지 않아요. 사람이 늙지」. 7월 10일엔 직접 시료를 꺼내셨어. 아침 6시에.</w:t>
-      </w:r>
-    </w:p>
-    <w:p>
-      <w:pPr>
-        <w:pStyle w:val="BodyText"/>
-      </w:pPr>
-      <w:r>
-        <w:t xml:space="preserve">올가: 대표님이 직접 시료를 꺼냈다고요?</w:t>
-      </w:r>
-    </w:p>
-    <w:p>
-      <w:pPr>
-        <w:pStyle w:val="BodyText"/>
-      </w:pPr>
-      <w:r>
-        <w:t xml:space="preserve">소희: 직접. 장갑 끼고. 일지에 적으셨어요. 서명 — 대표님. 시각 — 6시 정각.</w:t>
-      </w:r>
-    </w:p>
-    <w:p>
-      <w:pPr>
-        <w:pStyle w:val="BodyText"/>
-      </w:pPr>
-      <w:r>
-        <w:t xml:space="preserve">올가: 예순하나에 — 장갑 끼고, 아침 6시에. 왜 그쪽은 바닥을 닦는지 알겠어요.</w:t>
-      </w:r>
-    </w:p>
-    <w:p>
-      <w:pPr>
-        <w:pStyle w:val="BodyText"/>
-      </w:pPr>
-      <w:r>
-        <w:t xml:space="preserve">알렉세이: 소희 씨, 쪽지는요? 냉장고에?</w:t>
-      </w:r>
-    </w:p>
-    <w:p>
-      <w:pPr>
-        <w:pStyle w:val="BodyText"/>
-      </w:pPr>
-      <w:r>
-        <w:t xml:space="preserve">소희: 새 거예요. 딸이 어제 썼어요. 옆에 있는데, 말해도 된대요.</w:t>
-      </w:r>
-    </w:p>
-    <w:p>
-      <w:pPr>
-        <w:pStyle w:val="BodyText"/>
-      </w:pPr>
-      <w:r>
-        <w:t xml:space="preserve">도윤: 소희 씨가 쑥스러워해서 내가 읽을게. 「엄마, 와 줘서 고마워. 라면은 내 거야」. 한국어라서, 내가 통역하는 거야.</w:t>
-      </w:r>
-    </w:p>
-    <w:p>
-      <w:pPr>
-        <w:pStyle w:val="BodyText"/>
-      </w:pPr>
-      <w:r>
-        <w:t xml:space="preserve">이리나: 도윤, 우리 대신 전해 줘요: 라면은 — 딸 거. 그리고 고맙다고.</w:t>
-      </w:r>
-    </w:p>
-    <w:p>
-      <w:pPr>
-        <w:pStyle w:val="BodyText"/>
-      </w:pPr>
-      <w:r>
-        <w:t xml:space="preserve">소희: 딸이 러시아어로 말해요: 「스파-시-바」. 제가 가르쳐요. 천천히.</w:t>
-      </w:r>
-    </w:p>
-    <w:p>
-      <w:pPr>
-        <w:pStyle w:val="BodyText"/>
-      </w:pPr>
-      <w:r>
-        <w:t xml:space="preserve">올가: 정 팀장님, 답변은 내일 나가요. 25일. 기한 엿새 전.</w:t>
-      </w:r>
-    </w:p>
-    <w:p>
-      <w:pPr>
-        <w:pStyle w:val="BodyText"/>
-      </w:pPr>
-      <w:r>
-        <w:t xml:space="preserve">소희: 엿새 전. 빠듯하지 않게. 처음이에요.</w:t>
-      </w:r>
-    </w:p>
-    <w:p>
-      <w:pPr>
-        <w:pStyle w:val="BodyText"/>
-      </w:pPr>
-      <w:r>
-        <w:t xml:space="preserve">올가: 우리 모두에게 처음이에요. 20년 동안 답변은 마지막 밤에 보냈어요. 오늘은 — 엿새 전에, 다들 자면서. 딸한테 가요. 라면 식어요.</w:t>
+        <w:t xml:space="preserve">소희: 안녕하세요. 여긴 저녁 8시고, 전 집이에요. 딸이 옆에 있어요. 이렇게 해도 될까요?</w:t>
+      </w:r>
+    </w:p>
+    <w:p>
+      <w:pPr>
+        <w:pStyle w:val="BodyText"/>
+      </w:pPr>
+      <w:r>
+        <w:t xml:space="preserve">올가: 물론이죠, 정 팀장님. 집에 있는 모습을 보니 정말 반가워요. 그것만으로도 좋은 소식이에요.</w:t>
+      </w:r>
+    </w:p>
+    <w:p>
+      <w:pPr>
+        <w:pStyle w:val="BodyText"/>
+      </w:pPr>
+      <w:r>
+        <w:t xml:space="preserve">소희: 하나 더 있어요. 36개월, 새 멸균기의 첫 배치. 모든 항목이 기준 안이에요.</w:t>
+      </w:r>
+    </w:p>
+    <w:p>
+      <w:pPr>
+        <w:pStyle w:val="BodyText"/>
+      </w:pPr>
+      <w:r>
+        <w:t xml:space="preserve">이리나: 모든 항목이요? 점도도, 무균성도, 내독소도요?</w:t>
+      </w:r>
+    </w:p>
+    <w:p>
+      <w:pPr>
+        <w:pStyle w:val="BodyText"/>
+      </w:pPr>
+      <w:r>
+        <w:t xml:space="preserve">소희: 전부요. 러시아어 표는 메일로 보냈고, 알리나가 아침에 확인했어요.</w:t>
+      </w:r>
+    </w:p>
+    <w:p>
+      <w:pPr>
+        <w:pStyle w:val="BodyText"/>
+      </w:pPr>
+      <w:r>
+        <w:t xml:space="preserve">알렉세이: 가득 적재는요? 그것도 다 괜찮아요?</w:t>
+      </w:r>
+    </w:p>
+    <w:p>
+      <w:pPr>
+        <w:pStyle w:val="BodyText"/>
+      </w:pPr>
+      <w:r>
+        <w:t xml:space="preserve">소희: 120상자, 챔버 가운데도 모든 지표에서 무균이에요. 보고서도 메일에 있어요.</w:t>
+      </w:r>
+    </w:p>
+    <w:p>
+      <w:pPr>
+        <w:pStyle w:val="BodyText"/>
+      </w:pPr>
+      <w:r>
+        <w:t xml:space="preserve">올가: 그럼 유효기간은 36개월이고, 창고는 살아요. 이리나, 빨간색 지워요.</w:t>
+      </w:r>
+    </w:p>
+    <w:p>
+      <w:pPr>
+        <w:pStyle w:val="BodyText"/>
+      </w:pPr>
+      <w:r>
+        <w:t xml:space="preserve">이리나: 지울게요, 아주 기쁘게요. 이번 달 들어 처음이에요.</w:t>
+      </w:r>
+    </w:p>
+    <w:p>
+      <w:pPr>
+        <w:pStyle w:val="BodyText"/>
+      </w:pPr>
+      <w:r>
+        <w:t xml:space="preserve">알렉세이: 소희 씨, 그런데 어떻게 다 해냈어요? 집에 일찍 가기 시작했잖아요.</w:t>
+      </w:r>
+    </w:p>
+    <w:p>
+      <w:pPr>
+        <w:pStyle w:val="BodyText"/>
+      </w:pPr>
+      <w:r>
+        <w:t xml:space="preserve">소희: 대표님 덕분이에요. 도윤이 얘기할 거예요. 전 좀 부끄러워요.</w:t>
+      </w:r>
+    </w:p>
+    <w:p>
+      <w:pPr>
+        <w:pStyle w:val="BodyText"/>
+      </w:pPr>
+      <w:r>
+        <w:t xml:space="preserve">도윤: 나 여기, 화면 구석에 있어. 나도 소희 씨 집이야. 딸이 우리한테 라면을 끓여 주고 있어.</w:t>
+      </w:r>
+    </w:p>
+    <w:p>
+      <w:pPr>
+        <w:pStyle w:val="BodyText"/>
+      </w:pPr>
+      <w:r>
+        <w:t xml:space="preserve">알렉세이: 그럼 얘기해 줘, 도윤. 다들 기다리고 있어.</w:t>
+      </w:r>
+    </w:p>
+    <w:p>
+      <w:pPr>
+        <w:pStyle w:val="BodyText"/>
+      </w:pPr>
+      <w:r>
+        <w:t xml:space="preserve">도윤: 대표님께 위험 얘기를 했는데, 아무 대답도 안 하셨어. 그런데 밤 11시에 실험실에 오셔서 불을 끄고 소희 씨한테 말씀하셨어. 「서류는 밤에 늙지 않는다. 사람이 늙는다.」 그리고 7월 10일 아침 6시에 직접 샘플을 꺼내셨어.</w:t>
+      </w:r>
+    </w:p>
+    <w:p>
+      <w:pPr>
+        <w:pStyle w:val="BodyText"/>
+      </w:pPr>
+      <w:r>
+        <w:t xml:space="preserve">올가: 대표님이 직접 샘플을 꺼내셨다고요? 손수요?</w:t>
+      </w:r>
+    </w:p>
+    <w:p>
+      <w:pPr>
+        <w:pStyle w:val="BodyText"/>
+      </w:pPr>
+      <w:r>
+        <w:t xml:space="preserve">소희: 직접요, 장갑을 끼고요. 일지에도 쓰셨어요. 서명은 대표님, 시각은 6시 정각.</w:t>
+      </w:r>
+    </w:p>
+    <w:p>
+      <w:pPr>
+        <w:pStyle w:val="BodyText"/>
+      </w:pPr>
+      <w:r>
+        <w:t xml:space="preserve">올가: 예순한 살에, 장갑 끼고, 아침 6시에… 이제 왜 그 회사에서 바닥을 닦는지 알겠네요.</w:t>
+      </w:r>
+    </w:p>
+    <w:p>
+      <w:pPr>
+        <w:pStyle w:val="BodyText"/>
+      </w:pPr>
+      <w:r>
+        <w:t xml:space="preserve">알렉세이: 소희 씨, 냉장고 쪽지는요? 아직 붙어 있어요?</w:t>
+      </w:r>
+    </w:p>
+    <w:p>
+      <w:pPr>
+        <w:pStyle w:val="BodyText"/>
+      </w:pPr>
+      <w:r>
+        <w:t xml:space="preserve">소희: 새 쪽지가 있어요. 딸이 어제 썼어요. 옆에 있는데 얘기해도 된대요.</w:t>
+      </w:r>
+    </w:p>
+    <w:p>
+      <w:pPr>
+        <w:pStyle w:val="BodyText"/>
+      </w:pPr>
+      <w:r>
+        <w:t xml:space="preserve">도윤: 소희 씨가 쑥스러워해서 내가 읽을게. 「엄마, 와 줘서 고마워. 라면은 내 거야.」 한국어라서 내가 통역하는 거야.</w:t>
+      </w:r>
+    </w:p>
+    <w:p>
+      <w:pPr>
+        <w:pStyle w:val="BodyText"/>
+      </w:pPr>
+      <w:r>
+        <w:t xml:space="preserve">이리나: 도윤, 우리 모두를 대신해서 전해 줘요. 라면은 딸 거예요. 그리고 정말 고맙다고요.</w:t>
+      </w:r>
+    </w:p>
+    <w:p>
+      <w:pPr>
+        <w:pStyle w:val="BodyText"/>
+      </w:pPr>
+      <w:r>
+        <w:t xml:space="preserve">소희: 딸이 러시아어로 말해요. 「스파-시-바.」 제가 가르치고 있어요, 천천히요.</w:t>
+      </w:r>
+    </w:p>
+    <w:p>
+      <w:pPr>
+        <w:pStyle w:val="BodyText"/>
+      </w:pPr>
+      <w:r>
+        <w:t xml:space="preserve">올가: 정 팀장님, 답변은 내일, 25일에 나가요. 기한 엿새 전이에요.</w:t>
+      </w:r>
+    </w:p>
+    <w:p>
+      <w:pPr>
+        <w:pStyle w:val="BodyText"/>
+      </w:pPr>
+      <w:r>
+        <w:t xml:space="preserve">소희: 기한 엿새 전, 빠듯하지 않게요. 저한텐 처음이에요.</w:t>
+      </w:r>
+    </w:p>
+    <w:p>
+      <w:pPr>
+        <w:pStyle w:val="BodyText"/>
+      </w:pPr>
+      <w:r>
+        <w:t xml:space="preserve">올가: 우리 모두에게 처음이에요. 20년 동안 답변은 마지막 밤에 보냈어요. 그런데 오늘은 엿새 전에, 다들 자면서 보내요. 딸한테 가요, 정 팀장님. 라면 식어요.</w:t>
       </w:r>
     </w:p>
     <w:bookmarkEnd w:id="36"/>
@@ -3831,23 +3869,23 @@
         <w:pStyle w:val="FirstParagraph"/>
       </w:pPr>
       <w:r>
-        <w:t xml:space="preserve">알렉세이: 아빠, 안녕하세요. 답변 나갔어요. 2차. 지적 셋 — 답변 셋.</w:t>
-      </w:r>
-    </w:p>
-    <w:p>
-      <w:pPr>
-        <w:pStyle w:val="BodyText"/>
-      </w:pPr>
-      <w:r>
-        <w:t xml:space="preserve">니콜라이: 축하한다. 엄마도 여기서 듣고 있어. 타냐, 답변 나갔대.</w:t>
-      </w:r>
-    </w:p>
-    <w:p>
-      <w:pPr>
-        <w:pStyle w:val="BodyText"/>
-      </w:pPr>
-      <w:r>
-        <w:t xml:space="preserve">타티야나: 알료셴카, 이제 끝이니? 이제 등록증 나오는 거야?</w:t>
+        <w:t xml:space="preserve">알렉세이: 아빠, 안녕하세요. 답변 나갔어요. 2차 심사, 지적 셋에 답변 셋이요.</w:t>
+      </w:r>
+    </w:p>
+    <w:p>
+      <w:pPr>
+        <w:pStyle w:val="BodyText"/>
+      </w:pPr>
+      <w:r>
+        <w:t xml:space="preserve">니콜라이: 축하한다, 아들. 엄마도 옆에서 듣고 있다. 타냐, 답변 나갔대!</w:t>
+      </w:r>
+    </w:p>
+    <w:p>
+      <w:pPr>
+        <w:pStyle w:val="BodyText"/>
+      </w:pPr>
+      <w:r>
+        <w:t xml:space="preserve">타티야나: 알료셴카, 이제 다 된 거니? 이제 등록증이 나오는 거야?</w:t>
       </w:r>
     </w:p>
     <w:p>
@@ -3863,87 +3901,87 @@
         <w:pStyle w:val="BodyText"/>
       </w:pPr>
       <w:r>
-        <w:t xml:space="preserve">니콜라이: 셋째 지적은 뭐였냐? 「표시」라고 했잖아.</w:t>
-      </w:r>
-    </w:p>
-    <w:p>
-      <w:pPr>
-        <w:pStyle w:val="BodyText"/>
-      </w:pPr>
-      <w:r>
-        <w:t xml:space="preserve">알렉세이: 스티커요. 3천5백 장. 주사기 상자마다. 등록증 번호 넣어서. 반듯하게.</w:t>
-      </w:r>
-    </w:p>
-    <w:p>
-      <w:pPr>
-        <w:pStyle w:val="BodyText"/>
-      </w:pPr>
-      <w:r>
-        <w:t xml:space="preserve">니콜라이: 반듯하게? 그건 내 일이다.</w:t>
-      </w:r>
-    </w:p>
-    <w:p>
-      <w:pPr>
-        <w:pStyle w:val="BodyText"/>
-      </w:pPr>
-      <w:r>
-        <w:t xml:space="preserve">알렉세이: 아빠, 재고 조사가 아니에요. 스티커 3천5백 장이에요. 일주일 일이에요.</w:t>
-      </w:r>
-    </w:p>
-    <w:p>
-      <w:pPr>
-        <w:pStyle w:val="BodyText"/>
-      </w:pPr>
-      <w:r>
-        <w:t xml:space="preserve">니콜라이: 일주일? 난 공장에서 40년 동안 부품에 표시를 했다. 3천5백 장이면 — 나흘이야. 수평계 들고, 루스탐하고. 엄마가 샌드위치 싸 줄 거고. 물론 계약서대로. 이리나 세르게예브나가 좋아하겠지.</w:t>
-      </w:r>
-    </w:p>
-    <w:p>
-      <w:pPr>
-        <w:pStyle w:val="BodyText"/>
-      </w:pPr>
-      <w:r>
-        <w:t xml:space="preserve">타티야나: 샌드위치는 계약서대로가 아니야. 샌드위치는 — 엄마가 주는 거야.</w:t>
-      </w:r>
-    </w:p>
-    <w:p>
-      <w:pPr>
-        <w:pStyle w:val="BodyText"/>
-      </w:pPr>
-      <w:r>
-        <w:t xml:space="preserve">알렉세이: 엄마, 이리나가 그러는데요: 엄마는 비용이 아니래요.</w:t>
-      </w:r>
-    </w:p>
-    <w:p>
-      <w:pPr>
-        <w:pStyle w:val="BodyText"/>
-      </w:pPr>
-      <w:r>
-        <w:t xml:space="preserve">타티야나: 똑똑한 아가씨구나. 잘해 줘라. 올가 페트로브나도. 잠 안 자는 한국 분도.</w:t>
-      </w:r>
-    </w:p>
-    <w:p>
-      <w:pPr>
-        <w:pStyle w:val="BodyText"/>
-      </w:pPr>
-      <w:r>
-        <w:t xml:space="preserve">알렉세이: 그분은 이제 자요. 대표님이 불을 끄셨어요.</w:t>
-      </w:r>
-    </w:p>
-    <w:p>
-      <w:pPr>
-        <w:pStyle w:val="BodyText"/>
-      </w:pPr>
-      <w:r>
-        <w:t xml:space="preserve">니콜라이: 좋은 사장이구나. 98년에 우리 사장은 전기세 안 내려고만 불을 껐지.</w:t>
-      </w:r>
-    </w:p>
-    <w:p>
-      <w:pPr>
-        <w:pStyle w:val="BodyText"/>
-      </w:pPr>
-      <w:r>
-        <w:t xml:space="preserve">알렉세이: 아빠, 번호 나오면 아빠한테 제일 먼저 전화할게요. 올가도, 도윤도 아니고 — 아빠한테. 스티커는 의사가 제일 먼저 보는 거니까요. 수평계랑 엄마 샌드위치 준비해 두세요.</w:t>
+        <w:t xml:space="preserve">니콜라이: 그런데 셋째 지적은 뭐냐? 무슨 「표시 사항」이라고 했지.</w:t>
+      </w:r>
+    </w:p>
+    <w:p>
+      <w:pPr>
+        <w:pStyle w:val="BodyText"/>
+      </w:pPr>
+      <w:r>
+        <w:t xml:space="preserve">알렉세이: 스티커예요. 3,500장, 주사기 상자마다, 등록증 번호를 넣어서요. 정확히요.</w:t>
+      </w:r>
+    </w:p>
+    <w:p>
+      <w:pPr>
+        <w:pStyle w:val="BodyText"/>
+      </w:pPr>
+      <w:r>
+        <w:t xml:space="preserve">니콜라이: 정확히라고? 그럼 그건 내 일이다, 아들.</w:t>
+      </w:r>
+    </w:p>
+    <w:p>
+      <w:pPr>
+        <w:pStyle w:val="BodyText"/>
+      </w:pPr>
+      <w:r>
+        <w:t xml:space="preserve">알렉세이: 아빠, 그건 재고 조사가 아니라 스티커 3,500장이에요. 꼬박 일주일 일이에요.</w:t>
+      </w:r>
+    </w:p>
+    <w:p>
+      <w:pPr>
+        <w:pStyle w:val="BodyText"/>
+      </w:pPr>
+      <w:r>
+        <w:t xml:space="preserve">니콜라이: 일주일? 공장에서 40년 동안 부품에 표시를 했다. 3,500장이면 나흘이야. 수평계랑 루스탐이랑 같이. 엄마가 샌드위치 싸 줄 거고. 물론 계약서대로지. 이리나 세르게예브나가 좋아하게.</w:t>
+      </w:r>
+    </w:p>
+    <w:p>
+      <w:pPr>
+        <w:pStyle w:val="BodyText"/>
+      </w:pPr>
+      <w:r>
+        <w:t xml:space="preserve">타티야나: 샌드위치는 계약서 아니다. 샌드위치는 엄마가 주는 거야, 끝.</w:t>
+      </w:r>
+    </w:p>
+    <w:p>
+      <w:pPr>
+        <w:pStyle w:val="BodyText"/>
+      </w:pPr>
+      <w:r>
+        <w:t xml:space="preserve">알렉세이: 엄마, 마침 이리나가 엄마는 비용이 아니래요.</w:t>
+      </w:r>
+    </w:p>
+    <w:p>
+      <w:pPr>
+        <w:pStyle w:val="BodyText"/>
+      </w:pPr>
+      <w:r>
+        <w:t xml:space="preserve">타티야나: 똑똑한 아가씨구나, 잘 지켜라. 올가 페트로브나도 잘 지키고. 잠 못 자는 그 한국 아가씨도.</w:t>
+      </w:r>
+    </w:p>
+    <w:p>
+      <w:pPr>
+        <w:pStyle w:val="BodyText"/>
+      </w:pPr>
+      <w:r>
+        <w:t xml:space="preserve">알렉세이: 이제 그분 잘 자요, 엄마. 대표님이 직접 불을 꺼 주셨어요.</w:t>
+      </w:r>
+    </w:p>
+    <w:p>
+      <w:pPr>
+        <w:pStyle w:val="BodyText"/>
+      </w:pPr>
+      <w:r>
+        <w:t xml:space="preserve">니콜라이: 좋은 대표구나. 우리 공장장은 98년에 전기세 안 내려고만 불을 껐지.</w:t>
+      </w:r>
+    </w:p>
+    <w:p>
+      <w:pPr>
+        <w:pStyle w:val="BodyText"/>
+      </w:pPr>
+      <w:r>
+        <w:t xml:space="preserve">알렉세이: 아빠, 번호가 나오면 제일 먼저 아빠한테 전화할게요. 올가도 도윤도 아니고 아빠한테요. 스티커가 의사가 맨 처음 보는 거니까요. 그러니 수평계랑 엄마 샌드위치 준비해 두세요.</w:t>
       </w:r>
     </w:p>
     <w:bookmarkEnd w:id="37"/>
